--- a/Assets/Resume/Labjot_Singh_CV.docx
+++ b/Assets/Resume/Labjot_Singh_CV.docx
@@ -144,10 +144,11 @@
       </w:pPr>
       <w:r>
         <w:rPr>
-          <w:rFonts w:ascii="Arial" w:hAnsi="Arial"/>
-          <w:sz w:val="20"/>
-        </w:rPr>
-        <w:t>A dedicated Computer Science student with strong academic performance and hands-on experience building full-stack, backend and AI-integrated web systems using C#, ASP.NET and the MERN stack. Strong understanding of the software development lifecycle, database design and networking concepts. Seeking a graduate Trainee Developer role to build scalable, secure and data-driven software solutions.</w:t>
+          <w:rFonts w:ascii="Arial" w:hAnsi="Arial" w:cs="Arial"/>
+          <w:sz w:val="20"/>
+          <w:szCs w:val="20"/>
+        </w:rPr>
+        <w:t>Computer Science graduate with hands-on experience developing full-stack, backend and AI-integrated web applications using the MERN stack, C#, ASP.NET, PHP and SQL/NoSQL databases. Experienced in designing secure, scalable software solutions through academic and personal projects, including an AI-powered e-learning platform. Seeking a Graduate Software Engineer or Developer role where I can contribute to building innovative and impactful software solutions.</w:t>
       </w:r>
     </w:p>
     <w:p>
@@ -263,7 +264,7 @@
                 <w:sz w:val="20"/>
                 <w:szCs w:val="20"/>
               </w:rPr>
-              <w:t>Present</w:t>
+              <w:t>2026</w:t>
             </w:r>
           </w:p>
         </w:tc>
@@ -296,7 +297,7 @@
                 <w:sz w:val="20"/>
                 <w:szCs w:val="20"/>
               </w:rPr>
-              <w:t>De Montfort University (Leicester) - Bachelor’s Degree in Computer Scienc</w:t>
+              <w:t xml:space="preserve">De Montfort University (Leicester) </w:t>
             </w:r>
             <w:r>
               <w:rPr>
@@ -307,7 +308,29 @@
                 <w:sz w:val="20"/>
                 <w:szCs w:val="20"/>
               </w:rPr>
-              <w:t>e</w:t>
+              <w:t>–</w:t>
+            </w:r>
+            <w:r>
+              <w:rPr>
+                <w:rFonts w:ascii="Arial" w:hAnsi="Arial" w:cs="Arial"/>
+                <w:b/>
+                <w:bCs/>
+                <w:color w:val="0070C0"/>
+                <w:sz w:val="20"/>
+                <w:szCs w:val="20"/>
+              </w:rPr>
+              <w:t xml:space="preserve"> B</w:t>
+            </w:r>
+            <w:r>
+              <w:rPr>
+                <w:rFonts w:ascii="Arial" w:hAnsi="Arial" w:cs="Arial"/>
+                <w:b/>
+                <w:bCs/>
+                <w:color w:val="0070C0"/>
+                <w:sz w:val="20"/>
+                <w:szCs w:val="20"/>
+              </w:rPr>
+              <w:t>Sc (Hons) Computer Science</w:t>
             </w:r>
           </w:p>
         </w:tc>
@@ -342,7 +365,18 @@
                 <w:sz w:val="20"/>
                 <w:szCs w:val="20"/>
               </w:rPr>
-              <w:t xml:space="preserve">First Year Modules: </w:t>
+              <w:t xml:space="preserve">Key </w:t>
+            </w:r>
+            <w:r>
+              <w:rPr>
+                <w:rFonts w:ascii="Arial" w:hAnsi="Arial" w:cs="Arial"/>
+                <w:b/>
+                <w:bCs/>
+                <w:color w:val="0070C0"/>
+                <w:sz w:val="20"/>
+                <w:szCs w:val="20"/>
+              </w:rPr>
+              <w:t xml:space="preserve">Modules: </w:t>
             </w:r>
           </w:p>
           <w:p>
@@ -408,77 +442,6 @@
                 <w:sz w:val="20"/>
                 <w:szCs w:val="20"/>
               </w:rPr>
-              <w:t>Fundamental Concepts of Computer Science: 84%</w:t>
-            </w:r>
-          </w:p>
-          <w:p>
-            <w:pPr>
-              <w:numPr>
-                <w:ilvl w:val="0"/>
-                <w:numId w:val="10"/>
-              </w:numPr>
-              <w:spacing w:line="240" w:lineRule="auto"/>
-              <w:rPr>
-                <w:rFonts w:ascii="Arial" w:hAnsi="Arial" w:cs="Arial"/>
-                <w:sz w:val="20"/>
-                <w:szCs w:val="20"/>
-              </w:rPr>
-            </w:pPr>
-            <w:r>
-              <w:rPr>
-                <w:rFonts w:ascii="Arial" w:hAnsi="Arial" w:cs="Arial"/>
-                <w:sz w:val="20"/>
-                <w:szCs w:val="20"/>
-              </w:rPr>
-              <w:t>Operating Systems and Networks: 72%</w:t>
-            </w:r>
-          </w:p>
-          <w:p>
-            <w:pPr>
-              <w:tabs>
-                <w:tab w:val="right" w:pos="9570"/>
-              </w:tabs>
-              <w:spacing w:before="120" w:line="240" w:lineRule="auto"/>
-              <w:rPr>
-                <w:rFonts w:ascii="Arial" w:hAnsi="Arial" w:cs="Arial"/>
-                <w:b/>
-                <w:bCs/>
-                <w:color w:val="0070C0"/>
-                <w:sz w:val="20"/>
-                <w:szCs w:val="20"/>
-              </w:rPr>
-            </w:pPr>
-            <w:r>
-              <w:rPr>
-                <w:rFonts w:ascii="Arial" w:hAnsi="Arial" w:cs="Arial"/>
-                <w:b/>
-                <w:bCs/>
-                <w:color w:val="0070C0"/>
-                <w:sz w:val="20"/>
-                <w:szCs w:val="20"/>
-              </w:rPr>
-              <w:t xml:space="preserve">Second Year Modules: </w:t>
-            </w:r>
-          </w:p>
-          <w:p>
-            <w:pPr>
-              <w:numPr>
-                <w:ilvl w:val="0"/>
-                <w:numId w:val="10"/>
-              </w:numPr>
-              <w:spacing w:line="240" w:lineRule="auto"/>
-              <w:rPr>
-                <w:rFonts w:ascii="Arial" w:hAnsi="Arial" w:cs="Arial"/>
-                <w:sz w:val="20"/>
-                <w:szCs w:val="20"/>
-              </w:rPr>
-            </w:pPr>
-            <w:r>
-              <w:rPr>
-                <w:rFonts w:ascii="Arial" w:hAnsi="Arial" w:cs="Arial"/>
-                <w:sz w:val="20"/>
-                <w:szCs w:val="20"/>
-              </w:rPr>
               <w:t>Data Structures &amp; Algorithms: 97%</w:t>
             </w:r>
           </w:p>
@@ -501,7 +464,23 @@
                 <w:sz w:val="20"/>
                 <w:szCs w:val="20"/>
               </w:rPr>
-              <w:t>OO Design &amp; Development: 90%</w:t>
+              <w:t>O</w:t>
+            </w:r>
+            <w:r>
+              <w:rPr>
+                <w:rFonts w:ascii="Arial" w:hAnsi="Arial" w:cs="Arial"/>
+                <w:sz w:val="20"/>
+                <w:szCs w:val="20"/>
+              </w:rPr>
+              <w:t>bject-Oriented</w:t>
+            </w:r>
+            <w:r>
+              <w:rPr>
+                <w:rFonts w:ascii="Arial" w:hAnsi="Arial" w:cs="Arial"/>
+                <w:sz w:val="20"/>
+                <w:szCs w:val="20"/>
+              </w:rPr>
+              <w:t xml:space="preserve"> Design &amp; Development: 90%</w:t>
             </w:r>
           </w:p>
           <w:p>
@@ -523,7 +502,31 @@
                 <w:sz w:val="20"/>
                 <w:szCs w:val="20"/>
               </w:rPr>
-              <w:t>Agile Development Team Project: 83%</w:t>
+              <w:t>Big Data &amp; Machine Learning</w:t>
+            </w:r>
+            <w:r>
+              <w:rPr>
+                <w:rFonts w:ascii="Arial" w:hAnsi="Arial" w:cs="Arial"/>
+                <w:sz w:val="20"/>
+                <w:szCs w:val="20"/>
+              </w:rPr>
+              <w:t xml:space="preserve">: </w:t>
+            </w:r>
+            <w:r>
+              <w:rPr>
+                <w:rFonts w:ascii="Arial" w:hAnsi="Arial" w:cs="Arial"/>
+                <w:sz w:val="20"/>
+                <w:szCs w:val="20"/>
+              </w:rPr>
+              <w:t>75</w:t>
+            </w:r>
+            <w:r>
+              <w:rPr>
+                <w:rFonts w:ascii="Arial" w:hAnsi="Arial" w:cs="Arial"/>
+                <w:sz w:val="20"/>
+                <w:szCs w:val="20"/>
+              </w:rPr>
+              <w:t>%</w:t>
             </w:r>
           </w:p>
           <w:p>
@@ -545,61 +548,7 @@
                 <w:sz w:val="20"/>
                 <w:szCs w:val="20"/>
               </w:rPr>
-              <w:t>Web Applications Development: 76%</w:t>
-            </w:r>
-          </w:p>
-          <w:p>
-            <w:pPr>
-              <w:tabs>
-                <w:tab w:val="right" w:pos="9570"/>
-              </w:tabs>
-              <w:spacing w:before="120" w:line="240" w:lineRule="auto"/>
-              <w:rPr>
-                <w:rFonts w:ascii="Arial" w:hAnsi="Arial" w:cs="Arial"/>
-                <w:color w:val="000000" w:themeColor="text1"/>
-                <w:sz w:val="20"/>
-                <w:szCs w:val="20"/>
-                <w14:shadow w14:blurRad="38100" w14:dist="19050" w14:dir="2700000" w14:sx="100000" w14:sy="100000" w14:kx="0" w14:ky="0" w14:algn="tl">
-                  <w14:schemeClr w14:val="dk1">
-                    <w14:alpha w14:val="60000"/>
-                  </w14:schemeClr>
-                </w14:shadow>
-                <w14:textOutline w14:w="0" w14:cap="flat" w14:cmpd="sng" w14:algn="ctr">
-                  <w14:noFill/>
-                  <w14:prstDash w14:val="solid"/>
-                  <w14:round/>
-                </w14:textOutline>
-              </w:rPr>
-            </w:pPr>
-            <w:r>
-              <w:rPr>
-                <w:rFonts w:ascii="Arial" w:hAnsi="Arial" w:cs="Arial"/>
-                <w:b/>
-                <w:bCs/>
-                <w:color w:val="0070C0"/>
-                <w:sz w:val="20"/>
-                <w:szCs w:val="20"/>
-              </w:rPr>
-              <w:t xml:space="preserve">Third </w:t>
-            </w:r>
-            <w:r>
-              <w:rPr>
-                <w:rFonts w:ascii="Arial" w:hAnsi="Arial" w:cs="Arial"/>
-                <w:b/>
-                <w:bCs/>
-                <w:color w:val="0070C0"/>
-                <w:sz w:val="20"/>
-                <w:szCs w:val="20"/>
-              </w:rPr>
-              <w:t xml:space="preserve">Year Modules: </w:t>
-            </w:r>
-            <w:r>
-              <w:rPr>
-                <w:rFonts w:ascii="Arial" w:hAnsi="Arial" w:cs="Arial"/>
-                <w:sz w:val="20"/>
-                <w:szCs w:val="20"/>
-              </w:rPr>
-              <w:t>Big Data and Machine Learning, Software Development Methods and Lifecycle, Advanced Web Development</w:t>
+              <w:t>Advanced Web Development</w:t>
             </w:r>
           </w:p>
         </w:tc>
@@ -889,7 +838,7 @@
           <w:sz w:val="20"/>
           <w:szCs w:val="20"/>
         </w:rPr>
-        <w:t>Programming Languages :</w:t>
+        <w:t>Programming Languages:</w:t>
       </w:r>
       <w:r>
         <w:rPr>
@@ -972,16 +921,18 @@
       <w:r>
         <w:rPr>
           <w:rFonts w:ascii="Arial" w:hAnsi="Arial"/>
-          <w:sz w:val="20"/>
-        </w:rPr>
-        <w:t xml:space="preserve"> </w:t>
+          <w:b/>
+          <w:bCs/>
+          <w:sz w:val="20"/>
+        </w:rPr>
+        <w:t xml:space="preserve">: </w:t>
       </w:r>
       <w:r>
         <w:rPr>
           <w:rFonts w:ascii="Arial" w:hAnsi="Arial"/>
           <w:sz w:val="20"/>
         </w:rPr>
-        <w:t>: ASP.NET, Node.js, Express.js, React.js, Redux Toolkit, Tailwind CSS</w:t>
+        <w:t>ASP.NET, Node.js, Express.js, React.js, Redux Toolkit, Tailwind CSS</w:t>
       </w:r>
     </w:p>
     <w:p>
@@ -1007,16 +958,18 @@
           <w:sz w:val="20"/>
           <w:szCs w:val="20"/>
         </w:rPr>
-        <w:t>Databases :</w:t>
-      </w:r>
-      <w:r>
-        <w:rPr>
-          <w:rFonts w:ascii="Arial" w:hAnsi="Arial" w:cs="Arial"/>
+        <w:t>Databases</w:t>
+      </w:r>
+      <w:r>
+        <w:rPr>
+          <w:rFonts w:ascii="Arial" w:hAnsi="Arial" w:cs="Arial"/>
+          <w:b/>
+          <w:bCs/>
           <w:noProof/>
           <w:sz w:val="20"/>
           <w:szCs w:val="20"/>
         </w:rPr>
-        <w:t xml:space="preserve"> </w:t>
+        <w:t xml:space="preserve">: </w:t>
       </w:r>
       <w:r>
         <w:rPr>
@@ -1025,7 +978,7 @@
           <w:sz w:val="20"/>
           <w:szCs w:val="20"/>
         </w:rPr>
-        <w:t xml:space="preserve">SQL Server, </w:t>
+        <w:t>SQL Server</w:t>
       </w:r>
       <w:r>
         <w:rPr>
@@ -1034,7 +987,43 @@
           <w:sz w:val="20"/>
           <w:szCs w:val="20"/>
         </w:rPr>
-        <w:t>MongoDB, MySQL, Database design (SQL/NoSQL), CRUD operations</w:t>
+        <w:t xml:space="preserve">, </w:t>
+      </w:r>
+      <w:r>
+        <w:rPr>
+          <w:rFonts w:ascii="Arial" w:hAnsi="Arial" w:cs="Arial"/>
+          <w:noProof/>
+          <w:sz w:val="20"/>
+          <w:szCs w:val="20"/>
+        </w:rPr>
+        <w:t xml:space="preserve">MySQL, </w:t>
+      </w:r>
+      <w:r>
+        <w:rPr>
+          <w:rFonts w:ascii="Arial" w:hAnsi="Arial" w:cs="Arial"/>
+          <w:noProof/>
+          <w:sz w:val="20"/>
+          <w:szCs w:val="20"/>
+        </w:rPr>
+        <w:t xml:space="preserve">MongoDB, </w:t>
+      </w:r>
+      <w:r>
+        <w:rPr>
+          <w:rFonts w:ascii="Arial" w:hAnsi="Arial" w:cs="Arial"/>
+          <w:noProof/>
+          <w:sz w:val="20"/>
+          <w:szCs w:val="20"/>
+        </w:rPr>
+        <w:t>Database design (SQL/NoSQL</w:t>
+      </w:r>
+      <w:r>
+        <w:rPr>
+          <w:rFonts w:ascii="Arial" w:hAnsi="Arial" w:cs="Arial"/>
+          <w:noProof/>
+          <w:sz w:val="20"/>
+          <w:szCs w:val="20"/>
+        </w:rPr>
+        <w:t>)</w:t>
       </w:r>
     </w:p>
     <w:p>
@@ -1063,9 +1052,27 @@
       <w:r>
         <w:rPr>
           <w:rFonts w:ascii="Arial" w:hAnsi="Arial"/>
-          <w:sz w:val="20"/>
-        </w:rPr>
-        <w:t xml:space="preserve"> : Git, GitHub, Postman, Visual Studio / VS Code, Stripe, Cloudinary</w:t>
+          <w:b/>
+          <w:bCs/>
+          <w:sz w:val="20"/>
+        </w:rPr>
+        <w:t xml:space="preserve"> &amp; Technologies</w:t>
+      </w:r>
+      <w:r>
+        <w:rPr>
+          <w:rFonts w:ascii="Arial" w:hAnsi="Arial"/>
+          <w:b/>
+          <w:bCs/>
+          <w:sz w:val="20"/>
+        </w:rPr>
+        <w:t>:</w:t>
+      </w:r>
+      <w:r>
+        <w:rPr>
+          <w:rFonts w:ascii="Arial" w:hAnsi="Arial"/>
+          <w:sz w:val="20"/>
+        </w:rPr>
+        <w:t xml:space="preserve"> Git, GitHub, Postman, Visual Studio / VS Code, Stripe, Cloudinary</w:t>
       </w:r>
     </w:p>
     <w:p>
@@ -1084,6 +1091,37 @@
       </w:pPr>
       <w:r>
         <w:rPr>
+          <w:rFonts w:ascii="Arial" w:hAnsi="Arial"/>
+          <w:b/>
+          <w:bCs/>
+          <w:sz w:val="20"/>
+        </w:rPr>
+        <w:t xml:space="preserve">Front-End Development: </w:t>
+      </w:r>
+      <w:r>
+        <w:rPr>
+          <w:rFonts w:ascii="Arial" w:hAnsi="Arial"/>
+          <w:sz w:val="20"/>
+        </w:rPr>
+        <w:t>HTML5, CSS3, Responsive Web Design, Tailwind CSS, Bootstrap</w:t>
+      </w:r>
+    </w:p>
+    <w:p>
+      <w:pPr>
+        <w:numPr>
+          <w:ilvl w:val="0"/>
+          <w:numId w:val="9"/>
+        </w:numPr>
+        <w:spacing w:before="120" w:after="0" w:line="240" w:lineRule="auto"/>
+        <w:rPr>
+          <w:rFonts w:ascii="Arial" w:hAnsi="Arial" w:cs="Arial"/>
+          <w:noProof/>
+          <w:sz w:val="20"/>
+          <w:szCs w:val="20"/>
+        </w:rPr>
+      </w:pPr>
+      <w:r>
+        <w:rPr>
           <w:rFonts w:ascii="Arial" w:hAnsi="Arial" w:cs="Arial"/>
           <w:b/>
           <w:bCs/>
@@ -1091,142 +1129,54 @@
           <w:sz w:val="20"/>
           <w:szCs w:val="20"/>
         </w:rPr>
-        <w:t>Front-end styling :</w:t>
-      </w:r>
-      <w:r>
-        <w:rPr>
-          <w:rFonts w:ascii="Arial" w:hAnsi="Arial" w:cs="Arial"/>
-          <w:noProof/>
-          <w:sz w:val="20"/>
-          <w:szCs w:val="20"/>
-        </w:rPr>
-        <w:t xml:space="preserve"> CSS, Boot</w:t>
-      </w:r>
-      <w:r>
-        <w:rPr>
-          <w:rFonts w:ascii="Arial" w:hAnsi="Arial" w:cs="Arial"/>
-          <w:noProof/>
-          <w:sz w:val="20"/>
-          <w:szCs w:val="20"/>
-        </w:rPr>
-        <w:t>s</w:t>
-      </w:r>
-      <w:r>
-        <w:rPr>
-          <w:rFonts w:ascii="Arial" w:hAnsi="Arial" w:cs="Arial"/>
-          <w:noProof/>
-          <w:sz w:val="20"/>
-          <w:szCs w:val="20"/>
-        </w:rPr>
-        <w:t>trap, Respons</w:t>
-      </w:r>
-      <w:r>
-        <w:rPr>
-          <w:rFonts w:ascii="Arial" w:hAnsi="Arial" w:cs="Arial"/>
-          <w:noProof/>
-          <w:sz w:val="20"/>
-          <w:szCs w:val="20"/>
-        </w:rPr>
-        <w:t>ive</w:t>
-      </w:r>
-      <w:r>
-        <w:rPr>
-          <w:rFonts w:ascii="Arial" w:hAnsi="Arial" w:cs="Arial"/>
-          <w:noProof/>
-          <w:sz w:val="20"/>
-          <w:szCs w:val="20"/>
-        </w:rPr>
-        <w:t xml:space="preserve"> design principles</w:t>
-      </w:r>
-      <w:r>
-        <w:rPr>
-          <w:rFonts w:ascii="Arial" w:hAnsi="Arial" w:cs="Arial"/>
-          <w:noProof/>
-          <w:sz w:val="20"/>
-          <w:szCs w:val="20"/>
-        </w:rPr>
-        <w:t>, Tailwind</w:t>
-      </w:r>
-    </w:p>
-    <w:p>
-      <w:pPr>
-        <w:spacing w:before="120" w:after="0" w:line="240" w:lineRule="auto"/>
-        <w:rPr>
-          <w:rFonts w:ascii="Arial" w:hAnsi="Arial" w:cs="Arial"/>
-          <w:sz w:val="20"/>
-          <w:szCs w:val="20"/>
-        </w:rPr>
-      </w:pPr>
+        <w:t>AI &amp; Machine Learning</w:t>
+      </w:r>
       <w:r>
         <w:rPr>
           <w:rFonts w:ascii="Arial" w:hAnsi="Arial" w:cs="Arial"/>
           <w:b/>
           <w:bCs/>
-          <w:color w:val="0070C0"/>
+          <w:noProof/>
           <w:sz w:val="20"/>
           <w:szCs w:val="20"/>
         </w:rPr>
-        <w:t xml:space="preserve">Soft </w:t>
-      </w:r>
-      <w:r>
-        <w:rPr>
-          <w:rFonts w:ascii="Arial" w:hAnsi="Arial" w:cs="Arial"/>
-          <w:b/>
-          <w:bCs/>
-          <w:color w:val="0070C0"/>
+        <w:t>:</w:t>
+      </w:r>
+      <w:r>
+        <w:rPr>
+          <w:rFonts w:ascii="-webkit-standard" w:hAnsi="-webkit-standard"/>
+          <w:color w:val="000000"/>
+          <w:sz w:val="27"/>
+          <w:szCs w:val="27"/>
+        </w:rPr>
+        <w:t xml:space="preserve"> </w:t>
+      </w:r>
+      <w:r>
+        <w:rPr>
+          <w:rFonts w:ascii="Arial" w:hAnsi="Arial" w:cs="Arial"/>
+          <w:noProof/>
           <w:sz w:val="20"/>
           <w:szCs w:val="20"/>
         </w:rPr>
-        <w:t>S</w:t>
-      </w:r>
-      <w:r>
-        <w:rPr>
-          <w:rFonts w:ascii="Arial" w:hAnsi="Arial" w:cs="Arial"/>
-          <w:b/>
-          <w:bCs/>
-          <w:color w:val="0070C0"/>
+        <w:t>Gemini API Integration</w:t>
+      </w:r>
+      <w:r>
+        <w:rPr>
+          <w:rFonts w:ascii="Arial" w:hAnsi="Arial" w:cs="Arial"/>
+          <w:noProof/>
           <w:sz w:val="20"/>
           <w:szCs w:val="20"/>
         </w:rPr>
-        <w:t>kills</w:t>
-      </w:r>
-      <w:r>
-        <w:rPr>
-          <w:rFonts w:ascii="Arial" w:hAnsi="Arial" w:cs="Arial"/>
-          <w:b/>
-          <w:bCs/>
-          <w:color w:val="0070C0"/>
+        <w:t xml:space="preserve">, </w:t>
+      </w:r>
+      <w:r>
+        <w:rPr>
+          <w:rFonts w:ascii="Arial" w:hAnsi="Arial" w:cs="Arial"/>
+          <w:noProof/>
           <w:sz w:val="20"/>
           <w:szCs w:val="20"/>
         </w:rPr>
-        <w:t xml:space="preserve"> –</w:t>
-      </w:r>
-      <w:r>
-        <w:rPr>
-          <w:rFonts w:ascii="Arial" w:hAnsi="Arial" w:cs="Arial"/>
-          <w:b/>
-          <w:bCs/>
-          <w:color w:val="0070C0"/>
-          <w:sz w:val="20"/>
-          <w:szCs w:val="20"/>
-        </w:rPr>
-        <w:t xml:space="preserve"> </w:t>
-      </w:r>
-      <w:r>
-        <w:rPr>
-          <w:rFonts w:ascii="Arial" w:hAnsi="Arial" w:cs="Arial"/>
-          <w:sz w:val="20"/>
-          <w:szCs w:val="20"/>
-        </w:rPr>
-        <w:t>Communication, Collaboration, Problem-Solving, Adaptability</w:t>
-      </w:r>
-      <w:r>
-        <w:rPr>
-          <w:rFonts w:ascii="Arial" w:hAnsi="Arial" w:cs="Arial"/>
-          <w:sz w:val="20"/>
-          <w:szCs w:val="20"/>
-        </w:rPr>
-        <w:t>, Time Management</w:t>
+        <w:t>PySpark, Data Preprocessing, Model Evaluation</w:t>
       </w:r>
     </w:p>
     <w:p>
@@ -1257,8 +1207,7 @@
           <w:sz w:val="24"/>
           <w:szCs w:val="24"/>
         </w:rPr>
-        <w:lastRenderedPageBreak/>
-        <w:t>PROJECTS</w:t>
+        <w:t>PROJECT</w:t>
       </w:r>
     </w:p>
     <w:p>
@@ -1268,30 +1217,29 @@
         </w:tabs>
         <w:spacing w:line="240" w:lineRule="auto"/>
         <w:rPr>
-          <w:rFonts w:ascii="Arial" w:hAnsi="Arial" w:cs="Arial"/>
-          <w:b/>
-          <w:color w:val="0070C0"/>
-          <w:sz w:val="20"/>
-          <w:szCs w:val="20"/>
-        </w:rPr>
-      </w:pPr>
-      <w:r>
-        <w:rPr>
           <w:rFonts w:ascii="Arial" w:hAnsi="Arial"/>
           <w:b/>
           <w:color w:val="0070C0"/>
           <w:sz w:val="20"/>
         </w:rPr>
+      </w:pPr>
+      <w:r>
+        <w:rPr>
+          <w:rFonts w:ascii="Arial" w:hAnsi="Arial"/>
+          <w:b/>
+          <w:color w:val="0070C0"/>
+          <w:sz w:val="20"/>
+        </w:rPr>
         <w:t>EduTrust AI - AI-Integrated E-Learning Platform (MERN, AI, Stripe)</w:t>
       </w:r>
     </w:p>
     <w:p>
       <w:pPr>
+        <w:pStyle w:val="ListParagraph"/>
         <w:numPr>
           <w:ilvl w:val="0"/>
           <w:numId w:val="7"/>
         </w:numPr>
-        <w:spacing w:line="240" w:lineRule="auto"/>
         <w:jc w:val="both"/>
         <w:rPr>
           <w:rFonts w:ascii="Arial" w:hAnsi="Arial" w:cs="Arial"/>
@@ -1301,10 +1249,35 @@
       </w:pPr>
       <w:r>
         <w:rPr>
-          <w:rFonts w:ascii="Arial" w:hAnsi="Arial"/>
-          <w:sz w:val="20"/>
-        </w:rPr>
-        <w:t>Built a secure full-stack LMS using MongoDB, Express.js, React.js and Node.js, including JWT/cookie authentication, role-based dashboards, course enrolment, quizzes, reviews, progress tracking, certificates, Stripe payments, Cloudinary uploads and Gemini-powered AI quiz generation/learner support.</w:t>
+          <w:rFonts w:ascii="Arial" w:hAnsi="Arial" w:cs="Arial"/>
+          <w:sz w:val="20"/>
+          <w:szCs w:val="20"/>
+        </w:rPr>
+        <w:t>Developed a full-stack Learning Management System with role-based dashboards, course enrolment, progress tracking, assessments, certificate generation, secure JWT authentication, and Stripe payment integration using MongoDB, Express.js, React.js, and Node.js.</w:t>
+      </w:r>
+    </w:p>
+    <w:p>
+      <w:pPr>
+        <w:pStyle w:val="ListParagraph"/>
+        <w:numPr>
+          <w:ilvl w:val="0"/>
+          <w:numId w:val="7"/>
+        </w:numPr>
+        <w:jc w:val="both"/>
+        <w:rPr>
+          <w:rFonts w:ascii="Arial" w:hAnsi="Arial" w:cs="Arial"/>
+          <w:sz w:val="20"/>
+          <w:szCs w:val="20"/>
+        </w:rPr>
+      </w:pPr>
+      <w:r>
+        <w:rPr>
+          <w:rFonts w:ascii="Arial" w:hAnsi="Arial" w:cs="Arial"/>
+          <w:sz w:val="20"/>
+          <w:szCs w:val="20"/>
+        </w:rPr>
+        <w:lastRenderedPageBreak/>
+        <w:t>Integrated Gemini AI to provide automated quiz generation and AI-powered learning support, while implementing Cloudinary media management and scalable RESTful APIs.</w:t>
       </w:r>
     </w:p>
     <w:p>
@@ -1314,43 +1287,90 @@
         </w:tabs>
         <w:spacing w:line="240" w:lineRule="auto"/>
         <w:rPr>
-          <w:rFonts w:ascii="Arial" w:hAnsi="Arial" w:cs="Arial"/>
-          <w:b/>
-          <w:color w:val="0070C0"/>
-          <w:sz w:val="20"/>
-          <w:szCs w:val="20"/>
-        </w:rPr>
-      </w:pPr>
-      <w:r>
-        <w:rPr>
           <w:rFonts w:ascii="Arial" w:hAnsi="Arial"/>
           <w:b/>
           <w:color w:val="0070C0"/>
           <w:sz w:val="20"/>
         </w:rPr>
+      </w:pPr>
+      <w:r>
+        <w:rPr>
+          <w:rFonts w:ascii="Arial" w:hAnsi="Arial"/>
+          <w:b/>
+          <w:color w:val="0070C0"/>
+          <w:sz w:val="20"/>
+        </w:rPr>
         <w:t>PureSounds Admin System (C#, ASP.NET, SQL Server)</w:t>
       </w:r>
     </w:p>
     <w:p>
       <w:pPr>
+        <w:pStyle w:val="ListParagraph"/>
         <w:numPr>
           <w:ilvl w:val="0"/>
-          <w:numId w:val="7"/>
+          <w:numId w:val="26"/>
         </w:numPr>
-        <w:spacing w:line="240" w:lineRule="auto"/>
+        <w:tabs>
+          <w:tab w:val="right" w:pos="9638"/>
+        </w:tabs>
         <w:jc w:val="both"/>
         <w:rPr>
           <w:rFonts w:ascii="Arial" w:hAnsi="Arial" w:cs="Arial"/>
+          <w:bCs/>
+          <w:color w:val="000000" w:themeColor="text1"/>
           <w:sz w:val="20"/>
           <w:szCs w:val="20"/>
         </w:rPr>
       </w:pPr>
       <w:r>
         <w:rPr>
-          <w:rFonts w:ascii="Arial" w:hAnsi="Arial"/>
-          <w:sz w:val="20"/>
-        </w:rPr>
-        <w:t>Contributed to a multi-module admin system, focusing on customer management with CRUD operations, validation, search/filtering and SQL Server stored procedure integration.</w:t>
+          <w:rFonts w:ascii="Arial" w:hAnsi="Arial" w:cs="Arial"/>
+          <w:bCs/>
+          <w:color w:val="000000" w:themeColor="text1"/>
+          <w:sz w:val="20"/>
+          <w:szCs w:val="20"/>
+        </w:rPr>
+        <w:t>Developed customer management functionality within a multi-module e-commerce administration system, including customer registration, validation, search/filtering, and CRUD operations.</w:t>
+      </w:r>
+    </w:p>
+    <w:p>
+      <w:pPr>
+        <w:pStyle w:val="ListParagraph"/>
+        <w:numPr>
+          <w:ilvl w:val="0"/>
+          <w:numId w:val="26"/>
+        </w:numPr>
+        <w:tabs>
+          <w:tab w:val="right" w:pos="9638"/>
+        </w:tabs>
+        <w:jc w:val="both"/>
+        <w:rPr>
+          <w:rFonts w:ascii="Arial" w:hAnsi="Arial" w:cs="Arial"/>
+          <w:bCs/>
+          <w:color w:val="000000" w:themeColor="text1"/>
+          <w:sz w:val="20"/>
+          <w:szCs w:val="20"/>
+        </w:rPr>
+      </w:pPr>
+      <w:r>
+        <w:rPr>
+          <w:rFonts w:ascii="Arial" w:hAnsi="Arial" w:cs="Arial"/>
+          <w:bCs/>
+          <w:color w:val="000000" w:themeColor="text1"/>
+          <w:sz w:val="20"/>
+          <w:szCs w:val="20"/>
+        </w:rPr>
+        <w:t>Designed SQL Server database solutions with stored procedures and collaborated within an Agile team using Git-based version control and software development practices</w:t>
+      </w:r>
+      <w:r>
+        <w:rPr>
+          <w:rFonts w:ascii="Arial" w:hAnsi="Arial" w:cs="Arial"/>
+          <w:bCs/>
+          <w:color w:val="000000" w:themeColor="text1"/>
+          <w:sz w:val="20"/>
+          <w:szCs w:val="20"/>
+        </w:rPr>
+        <w:t>.</w:t>
       </w:r>
     </w:p>
     <w:p>
@@ -1360,31 +1380,43 @@
         </w:tabs>
         <w:spacing w:line="240" w:lineRule="auto"/>
         <w:rPr>
-          <w:rFonts w:ascii="Arial" w:hAnsi="Arial" w:cs="Arial"/>
-          <w:b/>
-          <w:color w:val="0070C0"/>
-          <w:sz w:val="20"/>
-          <w:szCs w:val="20"/>
-        </w:rPr>
-      </w:pPr>
-      <w:r>
-        <w:rPr>
           <w:rFonts w:ascii="Arial" w:hAnsi="Arial"/>
           <w:b/>
           <w:color w:val="0070C0"/>
           <w:sz w:val="20"/>
         </w:rPr>
+      </w:pPr>
+      <w:r>
+        <w:rPr>
+          <w:rFonts w:ascii="Arial" w:hAnsi="Arial"/>
+          <w:b/>
+          <w:color w:val="0070C0"/>
+          <w:sz w:val="20"/>
+        </w:rPr>
         <w:t>Student Course Hub (Full-Stack Web Application)</w:t>
       </w:r>
     </w:p>
     <w:p>
       <w:pPr>
+        <w:pStyle w:val="ListParagraph"/>
         <w:numPr>
           <w:ilvl w:val="0"/>
-          <w:numId w:val="7"/>
+          <w:numId w:val="30"/>
         </w:numPr>
-        <w:spacing w:line="240" w:lineRule="auto"/>
         <w:jc w:val="both"/>
+      </w:pPr>
+      <w:r>
+        <w:t>Built a dynamic university course discovery platform enabling prospective students to browse programmes, view detailed course information, and register interest online.</w:t>
+      </w:r>
+    </w:p>
+    <w:p>
+      <w:pPr>
+        <w:pStyle w:val="ListParagraph"/>
+        <w:numPr>
+          <w:ilvl w:val="0"/>
+          <w:numId w:val="29"/>
+        </w:numPr>
+        <w:jc w:val="both"/>
         <w:rPr>
           <w:rFonts w:ascii="Arial" w:hAnsi="Arial" w:cs="Arial"/>
           <w:sz w:val="20"/>
@@ -1393,10 +1425,19 @@
       </w:pPr>
       <w:r>
         <w:rPr>
-          <w:rFonts w:ascii="Arial" w:hAnsi="Arial"/>
-          <w:sz w:val="20"/>
-        </w:rPr>
-        <w:t>Developed a PHP/MySQL web application allowing students to explore academic programmes and register interest, with an admin dashboard and secure PDO-based database operations.</w:t>
+          <w:rFonts w:ascii="Arial" w:hAnsi="Arial" w:cs="Arial"/>
+          <w:sz w:val="20"/>
+          <w:szCs w:val="20"/>
+        </w:rPr>
+        <w:t>Developed an administrative dashboard with secure PDO-based database operations, applying responsive web design principles and prepared statements to enhance security and usability</w:t>
+      </w:r>
+      <w:r>
+        <w:rPr>
+          <w:rFonts w:ascii="Arial" w:hAnsi="Arial" w:cs="Arial"/>
+          <w:sz w:val="20"/>
+          <w:szCs w:val="20"/>
+        </w:rPr>
+        <w:t>.</w:t>
       </w:r>
     </w:p>
     <w:p>
@@ -1406,44 +1447,98 @@
         </w:tabs>
         <w:spacing w:line="240" w:lineRule="auto"/>
         <w:rPr>
-          <w:rFonts w:ascii="Arial" w:hAnsi="Arial" w:cs="Arial"/>
-          <w:b/>
-          <w:color w:val="0070C0"/>
-          <w:sz w:val="20"/>
-          <w:szCs w:val="20"/>
-        </w:rPr>
-      </w:pPr>
-      <w:r>
-        <w:rPr>
           <w:rFonts w:ascii="Arial" w:hAnsi="Arial"/>
           <w:b/>
           <w:color w:val="0070C0"/>
           <w:sz w:val="20"/>
         </w:rPr>
+      </w:pPr>
+      <w:r>
+        <w:rPr>
+          <w:rFonts w:ascii="Arial" w:hAnsi="Arial"/>
+          <w:b/>
+          <w:color w:val="0070C0"/>
+          <w:sz w:val="20"/>
+        </w:rPr>
         <w:t>Loan Prediction Model (Machine Learning)</w:t>
       </w:r>
     </w:p>
     <w:p>
       <w:pPr>
+        <w:pStyle w:val="ListParagraph"/>
         <w:numPr>
           <w:ilvl w:val="0"/>
-          <w:numId w:val="7"/>
+          <w:numId w:val="29"/>
         </w:numPr>
+        <w:tabs>
+          <w:tab w:val="right" w:pos="9638"/>
+        </w:tabs>
+        <w:jc w:val="both"/>
+        <w:rPr>
+          <w:rFonts w:ascii="Arial" w:hAnsi="Arial" w:cs="Arial"/>
+          <w:bCs/>
+          <w:color w:val="000000" w:themeColor="text1"/>
+          <w:sz w:val="20"/>
+          <w:szCs w:val="20"/>
+        </w:rPr>
+      </w:pPr>
+      <w:r>
+        <w:rPr>
+          <w:rFonts w:ascii="Arial" w:hAnsi="Arial" w:cs="Arial"/>
+          <w:bCs/>
+          <w:color w:val="000000" w:themeColor="text1"/>
+          <w:sz w:val="20"/>
+          <w:szCs w:val="20"/>
+        </w:rPr>
+        <w:t>Developed a machine learning pipeline to predict loan approval outcomes using data preprocessing, feature engineering, classification algorithms, and model evaluation techniques.</w:t>
+      </w:r>
+    </w:p>
+    <w:p>
+      <w:pPr>
+        <w:pStyle w:val="ListParagraph"/>
+        <w:numPr>
+          <w:ilvl w:val="0"/>
+          <w:numId w:val="29"/>
+        </w:numPr>
+        <w:tabs>
+          <w:tab w:val="right" w:pos="9638"/>
+        </w:tabs>
+        <w:jc w:val="both"/>
+        <w:rPr>
+          <w:rFonts w:ascii="Arial" w:hAnsi="Arial" w:cs="Arial"/>
+          <w:bCs/>
+          <w:color w:val="000000" w:themeColor="text1"/>
+          <w:sz w:val="20"/>
+          <w:szCs w:val="20"/>
+        </w:rPr>
+      </w:pPr>
+      <w:r>
+        <w:rPr>
+          <w:rFonts w:ascii="Arial" w:hAnsi="Arial" w:cs="Arial"/>
+          <w:bCs/>
+          <w:color w:val="000000" w:themeColor="text1"/>
+          <w:sz w:val="20"/>
+          <w:szCs w:val="20"/>
+        </w:rPr>
+        <w:t>Processed and analysed large datasets using PySpark to gain insights into predictive analytics and scalable data processing workflows.</w:t>
+      </w:r>
+    </w:p>
+    <w:p>
+      <w:pPr>
+        <w:pStyle w:val="ListParagraph"/>
+        <w:tabs>
+          <w:tab w:val="right" w:pos="9638"/>
+        </w:tabs>
         <w:spacing w:line="240" w:lineRule="auto"/>
         <w:jc w:val="both"/>
         <w:rPr>
           <w:rFonts w:ascii="Arial" w:hAnsi="Arial" w:cs="Arial"/>
+          <w:bCs/>
+          <w:color w:val="000000" w:themeColor="text1"/>
           <w:sz w:val="20"/>
           <w:szCs w:val="20"/>
         </w:rPr>
       </w:pPr>
-      <w:r>
-        <w:rPr>
-          <w:rFonts w:ascii="Arial" w:hAnsi="Arial"/>
-          <w:sz w:val="20"/>
-        </w:rPr>
-        <w:t>Built a PySpark machine learning model to predict loan approval outcomes using preprocessing, feature engineering, classification algorithms and model evaluation.</w:t>
-      </w:r>
     </w:p>
     <w:p>
       <w:pPr>
@@ -1576,12 +1671,11 @@
           </w:tcPr>
           <w:p>
             <w:pPr>
+              <w:pStyle w:val="ListParagraph"/>
               <w:numPr>
                 <w:ilvl w:val="0"/>
-                <w:numId w:val="7"/>
+                <w:numId w:val="31"/>
               </w:numPr>
-              <w:spacing w:line="240" w:lineRule="auto"/>
-              <w:jc w:val="both"/>
               <w:rPr>
                 <w:rFonts w:ascii="Arial" w:hAnsi="Arial" w:cs="Arial"/>
                 <w:sz w:val="20"/>
@@ -1594,7 +1688,7 @@
                 <w:sz w:val="20"/>
                 <w:szCs w:val="20"/>
               </w:rPr>
-              <w:t>Represent a cohort of 100+ students, communicating academic feedback to faculty and contributing to improvements in module delivery</w:t>
+              <w:t>Represent a cohort of 100+ students, communicating academic feedback to faculty and contributing to improvements in module</w:t>
             </w:r>
             <w:r>
               <w:rPr>
@@ -1607,17 +1701,11 @@
           </w:p>
           <w:p>
             <w:pPr>
+              <w:pStyle w:val="ListParagraph"/>
               <w:numPr>
                 <w:ilvl w:val="0"/>
-                <w:numId w:val="7"/>
+                <w:numId w:val="31"/>
               </w:numPr>
-              <w:spacing w:line="240" w:lineRule="auto"/>
-              <w:jc w:val="both"/>
-              <w:rPr>
-                <w:rFonts w:ascii="Arial" w:hAnsi="Arial" w:cs="Arial"/>
-                <w:sz w:val="20"/>
-                <w:szCs w:val="20"/>
-              </w:rPr>
             </w:pPr>
             <w:r>
               <w:rPr>
@@ -1625,15 +1713,7 @@
                 <w:sz w:val="20"/>
                 <w:szCs w:val="20"/>
               </w:rPr>
-              <w:t>Collaborate with staff and student representatives to enhance the overall academic experience and address key student concerns</w:t>
-            </w:r>
-            <w:r>
-              <w:rPr>
-                <w:rFonts w:ascii="Arial" w:hAnsi="Arial" w:cs="Arial"/>
-                <w:sz w:val="20"/>
-                <w:szCs w:val="20"/>
-              </w:rPr>
-              <w:t>.</w:t>
+              <w:t>Collaborate with staff and student representatives to enhance the overall academic experience and address key student concerns.</w:t>
             </w:r>
           </w:p>
         </w:tc>
@@ -1749,11 +1829,11 @@
           </w:tcPr>
           <w:p>
             <w:pPr>
+              <w:pStyle w:val="ListParagraph"/>
               <w:numPr>
                 <w:ilvl w:val="0"/>
-                <w:numId w:val="7"/>
+                <w:numId w:val="32"/>
               </w:numPr>
-              <w:spacing w:line="240" w:lineRule="auto"/>
               <w:jc w:val="both"/>
               <w:rPr>
                 <w:rFonts w:ascii="Arial" w:hAnsi="Arial" w:cs="Arial"/>
@@ -1767,23 +1847,7 @@
                 <w:sz w:val="20"/>
                 <w:szCs w:val="20"/>
               </w:rPr>
-              <w:t>Process and track 3000</w:t>
-            </w:r>
-            <w:r>
-              <w:rPr>
-                <w:rFonts w:ascii="Arial" w:hAnsi="Arial" w:cs="Arial"/>
-                <w:sz w:val="20"/>
-                <w:szCs w:val="20"/>
-              </w:rPr>
-              <w:t>+</w:t>
-            </w:r>
-            <w:r>
-              <w:rPr>
-                <w:rFonts w:ascii="Arial" w:hAnsi="Arial" w:cs="Arial"/>
-                <w:sz w:val="20"/>
-                <w:szCs w:val="20"/>
-              </w:rPr>
-              <w:t xml:space="preserve"> parcels per shift using scanning systems, consistently maintaining high accuracy in a fast-paced, high-volume logistics</w:t>
+              <w:t>Process and track 3000+ parcels per shift using scanning systems, consistently maintaining high accuracy in a fast-paced, high-volume logistics</w:t>
             </w:r>
             <w:r>
               <w:rPr>
@@ -1796,17 +1860,12 @@
           </w:p>
           <w:p>
             <w:pPr>
+              <w:pStyle w:val="ListParagraph"/>
               <w:numPr>
                 <w:ilvl w:val="0"/>
-                <w:numId w:val="7"/>
+                <w:numId w:val="32"/>
               </w:numPr>
-              <w:spacing w:line="240" w:lineRule="auto"/>
               <w:jc w:val="both"/>
-              <w:rPr>
-                <w:rFonts w:ascii="Arial" w:hAnsi="Arial" w:cs="Arial"/>
-                <w:sz w:val="20"/>
-                <w:szCs w:val="20"/>
-              </w:rPr>
             </w:pPr>
             <w:r>
               <w:rPr>
@@ -1814,15 +1873,7 @@
                 <w:sz w:val="20"/>
                 <w:szCs w:val="20"/>
               </w:rPr>
-              <w:t>Consistently meet operational deadlines by working efficiently within a team to support high-volume logistics operations</w:t>
-            </w:r>
-            <w:r>
-              <w:rPr>
-                <w:rFonts w:ascii="Arial" w:hAnsi="Arial" w:cs="Arial"/>
-                <w:sz w:val="20"/>
-                <w:szCs w:val="20"/>
-              </w:rPr>
-              <w:t>.</w:t>
+              <w:t>Consistently meet operational deadlines by working efficiently within a team to support high-volume logistics operations.</w:t>
             </w:r>
           </w:p>
         </w:tc>
@@ -1901,6 +1952,9 @@
         </w:tc>
       </w:tr>
       <w:tr>
+        <w:trPr>
+          <w:trHeight w:val="1038"/>
+        </w:trPr>
         <w:tc>
           <w:tcPr>
             <w:tcW w:w="9628" w:type="dxa"/>
@@ -1908,11 +1962,11 @@
           </w:tcPr>
           <w:p>
             <w:pPr>
+              <w:pStyle w:val="ListParagraph"/>
               <w:numPr>
                 <w:ilvl w:val="0"/>
-                <w:numId w:val="7"/>
+                <w:numId w:val="33"/>
               </w:numPr>
-              <w:spacing w:line="240" w:lineRule="auto"/>
               <w:jc w:val="both"/>
               <w:rPr>
                 <w:rFonts w:ascii="Arial" w:hAnsi="Arial" w:cs="Arial"/>
@@ -1926,30 +1980,17 @@
                 <w:sz w:val="20"/>
                 <w:szCs w:val="20"/>
               </w:rPr>
-              <w:t>Delivered customer service and handled cashier responsibilities in a busy retail environment</w:t>
-            </w:r>
-            <w:r>
-              <w:rPr>
-                <w:rFonts w:ascii="Arial" w:hAnsi="Arial" w:cs="Arial"/>
-                <w:sz w:val="20"/>
-                <w:szCs w:val="20"/>
-              </w:rPr>
-              <w:t>.</w:t>
+              <w:t>Delivered customer service and handled cashier responsibilities in a busy retail environment.</w:t>
             </w:r>
           </w:p>
           <w:p>
             <w:pPr>
+              <w:pStyle w:val="ListParagraph"/>
               <w:numPr>
                 <w:ilvl w:val="0"/>
-                <w:numId w:val="7"/>
+                <w:numId w:val="33"/>
               </w:numPr>
-              <w:spacing w:line="240" w:lineRule="auto"/>
               <w:jc w:val="both"/>
-              <w:rPr>
-                <w:rFonts w:ascii="Arial" w:hAnsi="Arial" w:cs="Arial"/>
-                <w:sz w:val="20"/>
-                <w:szCs w:val="20"/>
-              </w:rPr>
             </w:pPr>
             <w:r>
               <w:rPr>
@@ -1957,15 +1998,7 @@
                 <w:sz w:val="20"/>
                 <w:szCs w:val="20"/>
               </w:rPr>
-              <w:t>Built strong communication skills through regular interaction with customers while supporting daily store operations</w:t>
-            </w:r>
-            <w:r>
-              <w:rPr>
-                <w:rFonts w:ascii="Arial" w:hAnsi="Arial" w:cs="Arial"/>
-                <w:sz w:val="20"/>
-                <w:szCs w:val="20"/>
-              </w:rPr>
-              <w:t>.</w:t>
+              <w:t>Built strong communication skills through regular interaction with customers while supporting daily store operations.</w:t>
             </w:r>
           </w:p>
         </w:tc>
@@ -2147,7 +2180,6 @@
     </w:p>
     <w:sectPr>
       <w:headerReference w:type="default" r:id="rId10"/>
-      <w:footerReference w:type="default" r:id="rId11"/>
       <w:pgSz w:w="11906" w:h="16838" w:code="9"/>
       <w:pgMar w:top="993" w:right="1134" w:bottom="1134" w:left="1134" w:header="709" w:footer="709" w:gutter="0"/>
       <w:cols w:space="708"/>
@@ -2182,98 +2214,6 @@
 </w:endnotes>
 </file>
 
-<file path=word/footer1.xml><?xml version="1.0" encoding="utf-8"?>
-<w:ftr xmlns:wpc="http://schemas.microsoft.com/office/word/2010/wordprocessingCanvas" xmlns:cx="http://schemas.microsoft.com/office/drawing/2014/chartex" xmlns:cx1="http://schemas.microsoft.com/office/drawing/2015/9/8/chartex" xmlns:cx2="http://schemas.microsoft.com/office/drawing/2015/10/21/chartex" xmlns:cx3="http://schemas.microsoft.com/office/drawing/2016/5/9/chartex" xmlns:cx4="http://schemas.microsoft.com/office/drawing/2016/5/10/chartex" xmlns:cx5="http://schemas.microsoft.com/office/drawing/2016/5/11/chartex" xmlns:cx6="http://schemas.microsoft.com/office/drawing/2016/5/12/chartex" xmlns:cx7="http://schemas.microsoft.com/office/drawing/2016/5/13/chartex" xmlns:cx8="http://schemas.microsoft.com/office/drawing/2016/5/14/chartex" xmlns:mc="http://schemas.openxmlformats.org/markup-compatibility/2006" xmlns:aink="http://schemas.microsoft.com/office/drawing/2016/ink" xmlns:am3d="http://schemas.microsoft.com/office/drawing/2017/model3d" xmlns:o="urn:schemas-microsoft-com:office:office" xmlns:oel="http://schemas.microsoft.com/office/2019/extlst" xmlns:r="http://schemas.openxmlformats.org/officeDocument/2006/relationships" xmlns:m="http://schemas.openxmlformats.org/officeDocument/2006/math" xmlns:v="urn:schemas-microsoft-com:vml" xmlns:wp14="http://schemas.microsoft.com/office/word/2010/wordprocessingDrawing" xmlns:wp="http://schemas.openxmlformats.org/drawingml/2006/wordprocessingDrawing" xmlns:w10="urn:schemas-microsoft-com:office:word" xmlns:w="http://schemas.openxmlformats.org/wordprocessingml/2006/main" xmlns:w14="http://schemas.microsoft.com/office/word/2010/wordml" xmlns:w15="http://schemas.microsoft.com/office/word/2012/wordml" xmlns:w16cex="http://schemas.microsoft.com/office/word/2018/wordml/cex" xmlns:w16cid="http://schemas.microsoft.com/office/word/2016/wordml/cid" xmlns:w16="http://schemas.microsoft.com/office/word/2018/wordml" xmlns:w16du="http://schemas.microsoft.com/office/word/2023/wordml/word16du" xmlns:w16sdtdh="http://schemas.microsoft.com/office/word/2020/wordml/sdtdatahash" xmlns:w16sdtfl="http://schemas.microsoft.com/office/word/2024/wordml/sdtformatlock" xmlns:w16se="http://schemas.microsoft.com/office/word/2015/wordml/symex" xmlns:wpg="http://schemas.microsoft.com/office/word/2010/wordprocessingGroup" xmlns:wpi="http://schemas.microsoft.com/office/word/2010/wordprocessingInk" xmlns:wne="http://schemas.microsoft.com/office/word/2006/wordml" xmlns:wps="http://schemas.microsoft.com/office/word/2010/wordprocessingShape" mc:Ignorable="w14 w15 w16se w16cid w16 w16cex w16sdtdh w16sdtfl w16du wp14">
-  <w:p>
-    <w:pPr>
-      <w:pStyle w:val="Footer"/>
-      <w:jc w:val="right"/>
-      <w:rPr>
-        <w:rFonts w:ascii="Arial" w:hAnsi="Arial" w:cs="Arial"/>
-        <w:color w:val="7F7F7F"/>
-        <w:sz w:val="20"/>
-        <w:szCs w:val="20"/>
-      </w:rPr>
-    </w:pPr>
-    <w:r>
-      <w:pict w14:anchorId="38044CB7">
-        <v:rect id="Horizontal Line 1" o:spid="_x0000_s1025" alt="" style="width:481.9pt;height:.05pt;visibility:visible;mso-wrap-style:square;mso-width-percent:0;mso-height-percent:0;mso-left-percent:-10001;mso-top-percent:-10001;mso-position-horizontal:absolute;mso-position-horizontal-relative:char;mso-position-vertical:absolute;mso-position-vertical-relative:line;mso-width-percent:0;mso-height-percent:0;mso-left-percent:-10001;mso-top-percent:-10001;v-text-anchor:top" filled="f">
-          <o:lock v:ext="edit" rotation="t" aspectratio="t" verticies="t" text="t" shapetype="t"/>
-          <w10:anchorlock/>
-        </v:rect>
-      </w:pict>
-    </w:r>
-  </w:p>
-  <w:p>
-    <w:pPr>
-      <w:pStyle w:val="Footer"/>
-      <w:jc w:val="right"/>
-      <w:rPr>
-        <w:rFonts w:ascii="Arial" w:hAnsi="Arial" w:cs="Arial"/>
-        <w:color w:val="7F7F7F"/>
-        <w:sz w:val="20"/>
-        <w:szCs w:val="20"/>
-      </w:rPr>
-    </w:pPr>
-    <w:r>
-      <w:rPr>
-        <w:rFonts w:ascii="Arial" w:hAnsi="Arial" w:cs="Arial"/>
-        <w:color w:val="7F7F7F"/>
-        <w:sz w:val="20"/>
-        <w:szCs w:val="20"/>
-      </w:rPr>
-      <w:t xml:space="preserve">Page </w:t>
-    </w:r>
-    <w:r>
-      <w:rPr>
-        <w:rFonts w:ascii="Arial" w:hAnsi="Arial" w:cs="Arial"/>
-        <w:color w:val="7F7F7F"/>
-        <w:sz w:val="20"/>
-        <w:szCs w:val="20"/>
-      </w:rPr>
-      <w:fldChar w:fldCharType="begin"/>
-    </w:r>
-    <w:r>
-      <w:rPr>
-        <w:rFonts w:ascii="Arial" w:hAnsi="Arial" w:cs="Arial"/>
-        <w:color w:val="7F7F7F"/>
-        <w:sz w:val="20"/>
-        <w:szCs w:val="20"/>
-      </w:rPr>
-      <w:instrText xml:space="preserve"> PAGE   \* MERGEFORMAT </w:instrText>
-    </w:r>
-    <w:r>
-      <w:rPr>
-        <w:rFonts w:ascii="Arial" w:hAnsi="Arial" w:cs="Arial"/>
-        <w:color w:val="7F7F7F"/>
-        <w:sz w:val="20"/>
-        <w:szCs w:val="20"/>
-      </w:rPr>
-      <w:fldChar w:fldCharType="separate"/>
-    </w:r>
-    <w:r>
-      <w:rPr>
-        <w:rFonts w:ascii="Arial" w:hAnsi="Arial" w:cs="Arial"/>
-        <w:noProof/>
-        <w:color w:val="7F7F7F"/>
-        <w:sz w:val="20"/>
-        <w:szCs w:val="20"/>
-      </w:rPr>
-      <w:t>2</w:t>
-    </w:r>
-    <w:r>
-      <w:rPr>
-        <w:rFonts w:ascii="Arial" w:hAnsi="Arial" w:cs="Arial"/>
-        <w:color w:val="7F7F7F"/>
-        <w:sz w:val="20"/>
-        <w:szCs w:val="20"/>
-      </w:rPr>
-      <w:fldChar w:fldCharType="end"/>
-    </w:r>
-  </w:p>
-</w:ftr>
-</file>
-
 <file path=word/footnotes.xml><?xml version="1.0" encoding="utf-8"?>
 <w:footnotes xmlns:wpc="http://schemas.microsoft.com/office/word/2010/wordprocessingCanvas" xmlns:cx="http://schemas.microsoft.com/office/drawing/2014/chartex" xmlns:cx1="http://schemas.microsoft.com/office/drawing/2015/9/8/chartex" xmlns:cx2="http://schemas.microsoft.com/office/drawing/2015/10/21/chartex" xmlns:cx3="http://schemas.microsoft.com/office/drawing/2016/5/9/chartex" xmlns:cx4="http://schemas.microsoft.com/office/drawing/2016/5/10/chartex" xmlns:cx5="http://schemas.microsoft.com/office/drawing/2016/5/11/chartex" xmlns:cx6="http://schemas.microsoft.com/office/drawing/2016/5/12/chartex" xmlns:cx7="http://schemas.microsoft.com/office/drawing/2016/5/13/chartex" xmlns:cx8="http://schemas.microsoft.com/office/drawing/2016/5/14/chartex" xmlns:mc="http://schemas.openxmlformats.org/markup-compatibility/2006" xmlns:aink="http://schemas.microsoft.com/office/drawing/2016/ink" xmlns:am3d="http://schemas.microsoft.com/office/drawing/2017/model3d" xmlns:o="urn:schemas-microsoft-com:office:office" xmlns:oel="http://schemas.microsoft.com/office/2019/extlst" xmlns:r="http://schemas.openxmlformats.org/officeDocument/2006/relationships" xmlns:m="http://schemas.openxmlformats.org/officeDocument/2006/math" xmlns:v="urn:schemas-microsoft-com:vml" xmlns:wp14="http://schemas.microsoft.com/office/word/2010/wordprocessingDrawing" xmlns:wp="http://schemas.openxmlformats.org/drawingml/2006/wordprocessingDrawing" xmlns:w10="urn:schemas-microsoft-com:office:word" xmlns:w="http://schemas.openxmlformats.org/wordprocessingml/2006/main" xmlns:w14="http://schemas.microsoft.com/office/word/2010/wordml" xmlns:w15="http://schemas.microsoft.com/office/word/2012/wordml" xmlns:w16cex="http://schemas.microsoft.com/office/word/2018/wordml/cex" xmlns:w16cid="http://schemas.microsoft.com/office/word/2016/wordml/cid" xmlns:w16="http://schemas.microsoft.com/office/word/2018/wordml" xmlns:w16du="http://schemas.microsoft.com/office/word/2023/wordml/word16du" xmlns:w16sdtdh="http://schemas.microsoft.com/office/word/2020/wordml/sdtdatahash" xmlns:w16sdtfl="http://schemas.microsoft.com/office/word/2024/wordml/sdtformatlock" xmlns:w16se="http://schemas.microsoft.com/office/word/2015/wordml/symex" xmlns:wpg="http://schemas.microsoft.com/office/word/2010/wordprocessingGroup" xmlns:wpi="http://schemas.microsoft.com/office/word/2010/wordprocessingInk" xmlns:wne="http://schemas.microsoft.com/office/word/2006/wordml" xmlns:wps="http://schemas.microsoft.com/office/word/2010/wordprocessingShape" mc:Ignorable="w14 w15 w16se w16cid w16 w16cex w16sdtdh w16sdtfl w16du wp14">
   <w:footnote w:type="separator" w:id="-1">
@@ -2312,16 +2252,6 @@
         <w:szCs w:val="20"/>
       </w:rPr>
     </w:pPr>
-    <w:r>
-      <w:rPr>
-        <w:rFonts w:ascii="Arial" w:hAnsi="Arial" w:cs="Arial"/>
-        <w:noProof/>
-        <w:color w:val="7F7F7F"/>
-        <w:sz w:val="20"/>
-        <w:szCs w:val="20"/>
-      </w:rPr>
-      <w:t>Labjot Singh</w:t>
-    </w:r>
   </w:p>
 </w:hdr>
 </file>
@@ -3314,6 +3244,232 @@
     </w:lvl>
   </w:abstractNum>
   <w:abstractNum w:abstractNumId="8" w15:restartNumberingAfterBreak="0">
+    <w:nsid w:val="296306F2"/>
+    <w:multiLevelType w:val="hybridMultilevel"/>
+    <w:tmpl w:val="2C38DA42"/>
+    <w:lvl w:ilvl="0" w:tplc="FFFFFFFF">
+      <w:start w:val="1"/>
+      <w:numFmt w:val="bullet"/>
+      <w:lvlText w:val=""/>
+      <w:lvlJc w:val="left"/>
+      <w:pPr>
+        <w:ind w:left="720" w:hanging="360"/>
+      </w:pPr>
+      <w:rPr>
+        <w:rFonts w:ascii="Symbol" w:hAnsi="Symbol" w:hint="default"/>
+      </w:rPr>
+    </w:lvl>
+    <w:lvl w:ilvl="1" w:tplc="08090003" w:tentative="1">
+      <w:start w:val="1"/>
+      <w:numFmt w:val="bullet"/>
+      <w:lvlText w:val="o"/>
+      <w:lvlJc w:val="left"/>
+      <w:pPr>
+        <w:ind w:left="1440" w:hanging="360"/>
+      </w:pPr>
+      <w:rPr>
+        <w:rFonts w:ascii="Courier New" w:hAnsi="Courier New" w:cs="Courier New" w:hint="default"/>
+      </w:rPr>
+    </w:lvl>
+    <w:lvl w:ilvl="2" w:tplc="08090005" w:tentative="1">
+      <w:start w:val="1"/>
+      <w:numFmt w:val="bullet"/>
+      <w:lvlText w:val=""/>
+      <w:lvlJc w:val="left"/>
+      <w:pPr>
+        <w:ind w:left="2160" w:hanging="360"/>
+      </w:pPr>
+      <w:rPr>
+        <w:rFonts w:ascii="Wingdings" w:hAnsi="Wingdings" w:hint="default"/>
+      </w:rPr>
+    </w:lvl>
+    <w:lvl w:ilvl="3" w:tplc="08090001" w:tentative="1">
+      <w:start w:val="1"/>
+      <w:numFmt w:val="bullet"/>
+      <w:lvlText w:val=""/>
+      <w:lvlJc w:val="left"/>
+      <w:pPr>
+        <w:ind w:left="2880" w:hanging="360"/>
+      </w:pPr>
+      <w:rPr>
+        <w:rFonts w:ascii="Symbol" w:hAnsi="Symbol" w:hint="default"/>
+      </w:rPr>
+    </w:lvl>
+    <w:lvl w:ilvl="4" w:tplc="08090003" w:tentative="1">
+      <w:start w:val="1"/>
+      <w:numFmt w:val="bullet"/>
+      <w:lvlText w:val="o"/>
+      <w:lvlJc w:val="left"/>
+      <w:pPr>
+        <w:ind w:left="3600" w:hanging="360"/>
+      </w:pPr>
+      <w:rPr>
+        <w:rFonts w:ascii="Courier New" w:hAnsi="Courier New" w:cs="Courier New" w:hint="default"/>
+      </w:rPr>
+    </w:lvl>
+    <w:lvl w:ilvl="5" w:tplc="08090005" w:tentative="1">
+      <w:start w:val="1"/>
+      <w:numFmt w:val="bullet"/>
+      <w:lvlText w:val=""/>
+      <w:lvlJc w:val="left"/>
+      <w:pPr>
+        <w:ind w:left="4320" w:hanging="360"/>
+      </w:pPr>
+      <w:rPr>
+        <w:rFonts w:ascii="Wingdings" w:hAnsi="Wingdings" w:hint="default"/>
+      </w:rPr>
+    </w:lvl>
+    <w:lvl w:ilvl="6" w:tplc="08090001" w:tentative="1">
+      <w:start w:val="1"/>
+      <w:numFmt w:val="bullet"/>
+      <w:lvlText w:val=""/>
+      <w:lvlJc w:val="left"/>
+      <w:pPr>
+        <w:ind w:left="5040" w:hanging="360"/>
+      </w:pPr>
+      <w:rPr>
+        <w:rFonts w:ascii="Symbol" w:hAnsi="Symbol" w:hint="default"/>
+      </w:rPr>
+    </w:lvl>
+    <w:lvl w:ilvl="7" w:tplc="08090003" w:tentative="1">
+      <w:start w:val="1"/>
+      <w:numFmt w:val="bullet"/>
+      <w:lvlText w:val="o"/>
+      <w:lvlJc w:val="left"/>
+      <w:pPr>
+        <w:ind w:left="5760" w:hanging="360"/>
+      </w:pPr>
+      <w:rPr>
+        <w:rFonts w:ascii="Courier New" w:hAnsi="Courier New" w:cs="Courier New" w:hint="default"/>
+      </w:rPr>
+    </w:lvl>
+    <w:lvl w:ilvl="8" w:tplc="08090005" w:tentative="1">
+      <w:start w:val="1"/>
+      <w:numFmt w:val="bullet"/>
+      <w:lvlText w:val=""/>
+      <w:lvlJc w:val="left"/>
+      <w:pPr>
+        <w:ind w:left="6480" w:hanging="360"/>
+      </w:pPr>
+      <w:rPr>
+        <w:rFonts w:ascii="Wingdings" w:hAnsi="Wingdings" w:hint="default"/>
+      </w:rPr>
+    </w:lvl>
+  </w:abstractNum>
+  <w:abstractNum w:abstractNumId="9" w15:restartNumberingAfterBreak="0">
+    <w:nsid w:val="2A6E7D90"/>
+    <w:multiLevelType w:val="hybridMultilevel"/>
+    <w:tmpl w:val="6DCA6682"/>
+    <w:lvl w:ilvl="0" w:tplc="FFFFFFFF">
+      <w:start w:val="1"/>
+      <w:numFmt w:val="bullet"/>
+      <w:lvlText w:val=""/>
+      <w:lvlJc w:val="left"/>
+      <w:pPr>
+        <w:ind w:left="720" w:hanging="360"/>
+      </w:pPr>
+      <w:rPr>
+        <w:rFonts w:ascii="Symbol" w:hAnsi="Symbol" w:hint="default"/>
+      </w:rPr>
+    </w:lvl>
+    <w:lvl w:ilvl="1" w:tplc="08090003" w:tentative="1">
+      <w:start w:val="1"/>
+      <w:numFmt w:val="bullet"/>
+      <w:lvlText w:val="o"/>
+      <w:lvlJc w:val="left"/>
+      <w:pPr>
+        <w:ind w:left="1440" w:hanging="360"/>
+      </w:pPr>
+      <w:rPr>
+        <w:rFonts w:ascii="Courier New" w:hAnsi="Courier New" w:cs="Courier New" w:hint="default"/>
+      </w:rPr>
+    </w:lvl>
+    <w:lvl w:ilvl="2" w:tplc="08090005" w:tentative="1">
+      <w:start w:val="1"/>
+      <w:numFmt w:val="bullet"/>
+      <w:lvlText w:val=""/>
+      <w:lvlJc w:val="left"/>
+      <w:pPr>
+        <w:ind w:left="2160" w:hanging="360"/>
+      </w:pPr>
+      <w:rPr>
+        <w:rFonts w:ascii="Wingdings" w:hAnsi="Wingdings" w:hint="default"/>
+      </w:rPr>
+    </w:lvl>
+    <w:lvl w:ilvl="3" w:tplc="08090001" w:tentative="1">
+      <w:start w:val="1"/>
+      <w:numFmt w:val="bullet"/>
+      <w:lvlText w:val=""/>
+      <w:lvlJc w:val="left"/>
+      <w:pPr>
+        <w:ind w:left="2880" w:hanging="360"/>
+      </w:pPr>
+      <w:rPr>
+        <w:rFonts w:ascii="Symbol" w:hAnsi="Symbol" w:hint="default"/>
+      </w:rPr>
+    </w:lvl>
+    <w:lvl w:ilvl="4" w:tplc="08090003" w:tentative="1">
+      <w:start w:val="1"/>
+      <w:numFmt w:val="bullet"/>
+      <w:lvlText w:val="o"/>
+      <w:lvlJc w:val="left"/>
+      <w:pPr>
+        <w:ind w:left="3600" w:hanging="360"/>
+      </w:pPr>
+      <w:rPr>
+        <w:rFonts w:ascii="Courier New" w:hAnsi="Courier New" w:cs="Courier New" w:hint="default"/>
+      </w:rPr>
+    </w:lvl>
+    <w:lvl w:ilvl="5" w:tplc="08090005" w:tentative="1">
+      <w:start w:val="1"/>
+      <w:numFmt w:val="bullet"/>
+      <w:lvlText w:val=""/>
+      <w:lvlJc w:val="left"/>
+      <w:pPr>
+        <w:ind w:left="4320" w:hanging="360"/>
+      </w:pPr>
+      <w:rPr>
+        <w:rFonts w:ascii="Wingdings" w:hAnsi="Wingdings" w:hint="default"/>
+      </w:rPr>
+    </w:lvl>
+    <w:lvl w:ilvl="6" w:tplc="08090001" w:tentative="1">
+      <w:start w:val="1"/>
+      <w:numFmt w:val="bullet"/>
+      <w:lvlText w:val=""/>
+      <w:lvlJc w:val="left"/>
+      <w:pPr>
+        <w:ind w:left="5040" w:hanging="360"/>
+      </w:pPr>
+      <w:rPr>
+        <w:rFonts w:ascii="Symbol" w:hAnsi="Symbol" w:hint="default"/>
+      </w:rPr>
+    </w:lvl>
+    <w:lvl w:ilvl="7" w:tplc="08090003" w:tentative="1">
+      <w:start w:val="1"/>
+      <w:numFmt w:val="bullet"/>
+      <w:lvlText w:val="o"/>
+      <w:lvlJc w:val="left"/>
+      <w:pPr>
+        <w:ind w:left="5760" w:hanging="360"/>
+      </w:pPr>
+      <w:rPr>
+        <w:rFonts w:ascii="Courier New" w:hAnsi="Courier New" w:cs="Courier New" w:hint="default"/>
+      </w:rPr>
+    </w:lvl>
+    <w:lvl w:ilvl="8" w:tplc="08090005" w:tentative="1">
+      <w:start w:val="1"/>
+      <w:numFmt w:val="bullet"/>
+      <w:lvlText w:val=""/>
+      <w:lvlJc w:val="left"/>
+      <w:pPr>
+        <w:ind w:left="6480" w:hanging="360"/>
+      </w:pPr>
+      <w:rPr>
+        <w:rFonts w:ascii="Wingdings" w:hAnsi="Wingdings" w:hint="default"/>
+      </w:rPr>
+    </w:lvl>
+  </w:abstractNum>
+  <w:abstractNum w:abstractNumId="10" w15:restartNumberingAfterBreak="0">
     <w:nsid w:val="2D3911C3"/>
     <w:multiLevelType w:val="hybridMultilevel"/>
     <w:tmpl w:val="4650E2AC"/>
@@ -3426,7 +3582,233 @@
       </w:rPr>
     </w:lvl>
   </w:abstractNum>
-  <w:abstractNum w:abstractNumId="9" w15:restartNumberingAfterBreak="0">
+  <w:abstractNum w:abstractNumId="11" w15:restartNumberingAfterBreak="0">
+    <w:nsid w:val="38386AD6"/>
+    <w:multiLevelType w:val="hybridMultilevel"/>
+    <w:tmpl w:val="E102BCB2"/>
+    <w:lvl w:ilvl="0" w:tplc="FFFFFFFF">
+      <w:start w:val="1"/>
+      <w:numFmt w:val="bullet"/>
+      <w:lvlText w:val=""/>
+      <w:lvlJc w:val="left"/>
+      <w:pPr>
+        <w:ind w:left="720" w:hanging="360"/>
+      </w:pPr>
+      <w:rPr>
+        <w:rFonts w:ascii="Symbol" w:hAnsi="Symbol" w:hint="default"/>
+      </w:rPr>
+    </w:lvl>
+    <w:lvl w:ilvl="1" w:tplc="08090003" w:tentative="1">
+      <w:start w:val="1"/>
+      <w:numFmt w:val="bullet"/>
+      <w:lvlText w:val="o"/>
+      <w:lvlJc w:val="left"/>
+      <w:pPr>
+        <w:ind w:left="1440" w:hanging="360"/>
+      </w:pPr>
+      <w:rPr>
+        <w:rFonts w:ascii="Courier New" w:hAnsi="Courier New" w:cs="Courier New" w:hint="default"/>
+      </w:rPr>
+    </w:lvl>
+    <w:lvl w:ilvl="2" w:tplc="08090005" w:tentative="1">
+      <w:start w:val="1"/>
+      <w:numFmt w:val="bullet"/>
+      <w:lvlText w:val=""/>
+      <w:lvlJc w:val="left"/>
+      <w:pPr>
+        <w:ind w:left="2160" w:hanging="360"/>
+      </w:pPr>
+      <w:rPr>
+        <w:rFonts w:ascii="Wingdings" w:hAnsi="Wingdings" w:hint="default"/>
+      </w:rPr>
+    </w:lvl>
+    <w:lvl w:ilvl="3" w:tplc="08090001" w:tentative="1">
+      <w:start w:val="1"/>
+      <w:numFmt w:val="bullet"/>
+      <w:lvlText w:val=""/>
+      <w:lvlJc w:val="left"/>
+      <w:pPr>
+        <w:ind w:left="2880" w:hanging="360"/>
+      </w:pPr>
+      <w:rPr>
+        <w:rFonts w:ascii="Symbol" w:hAnsi="Symbol" w:hint="default"/>
+      </w:rPr>
+    </w:lvl>
+    <w:lvl w:ilvl="4" w:tplc="08090003" w:tentative="1">
+      <w:start w:val="1"/>
+      <w:numFmt w:val="bullet"/>
+      <w:lvlText w:val="o"/>
+      <w:lvlJc w:val="left"/>
+      <w:pPr>
+        <w:ind w:left="3600" w:hanging="360"/>
+      </w:pPr>
+      <w:rPr>
+        <w:rFonts w:ascii="Courier New" w:hAnsi="Courier New" w:cs="Courier New" w:hint="default"/>
+      </w:rPr>
+    </w:lvl>
+    <w:lvl w:ilvl="5" w:tplc="08090005" w:tentative="1">
+      <w:start w:val="1"/>
+      <w:numFmt w:val="bullet"/>
+      <w:lvlText w:val=""/>
+      <w:lvlJc w:val="left"/>
+      <w:pPr>
+        <w:ind w:left="4320" w:hanging="360"/>
+      </w:pPr>
+      <w:rPr>
+        <w:rFonts w:ascii="Wingdings" w:hAnsi="Wingdings" w:hint="default"/>
+      </w:rPr>
+    </w:lvl>
+    <w:lvl w:ilvl="6" w:tplc="08090001" w:tentative="1">
+      <w:start w:val="1"/>
+      <w:numFmt w:val="bullet"/>
+      <w:lvlText w:val=""/>
+      <w:lvlJc w:val="left"/>
+      <w:pPr>
+        <w:ind w:left="5040" w:hanging="360"/>
+      </w:pPr>
+      <w:rPr>
+        <w:rFonts w:ascii="Symbol" w:hAnsi="Symbol" w:hint="default"/>
+      </w:rPr>
+    </w:lvl>
+    <w:lvl w:ilvl="7" w:tplc="08090003" w:tentative="1">
+      <w:start w:val="1"/>
+      <w:numFmt w:val="bullet"/>
+      <w:lvlText w:val="o"/>
+      <w:lvlJc w:val="left"/>
+      <w:pPr>
+        <w:ind w:left="5760" w:hanging="360"/>
+      </w:pPr>
+      <w:rPr>
+        <w:rFonts w:ascii="Courier New" w:hAnsi="Courier New" w:cs="Courier New" w:hint="default"/>
+      </w:rPr>
+    </w:lvl>
+    <w:lvl w:ilvl="8" w:tplc="08090005" w:tentative="1">
+      <w:start w:val="1"/>
+      <w:numFmt w:val="bullet"/>
+      <w:lvlText w:val=""/>
+      <w:lvlJc w:val="left"/>
+      <w:pPr>
+        <w:ind w:left="6480" w:hanging="360"/>
+      </w:pPr>
+      <w:rPr>
+        <w:rFonts w:ascii="Wingdings" w:hAnsi="Wingdings" w:hint="default"/>
+      </w:rPr>
+    </w:lvl>
+  </w:abstractNum>
+  <w:abstractNum w:abstractNumId="12" w15:restartNumberingAfterBreak="0">
+    <w:nsid w:val="38F00BC6"/>
+    <w:multiLevelType w:val="hybridMultilevel"/>
+    <w:tmpl w:val="D042134C"/>
+    <w:lvl w:ilvl="0" w:tplc="FFFFFFFF">
+      <w:start w:val="1"/>
+      <w:numFmt w:val="bullet"/>
+      <w:lvlText w:val=""/>
+      <w:lvlJc w:val="left"/>
+      <w:pPr>
+        <w:ind w:left="720" w:hanging="360"/>
+      </w:pPr>
+      <w:rPr>
+        <w:rFonts w:ascii="Symbol" w:hAnsi="Symbol" w:hint="default"/>
+      </w:rPr>
+    </w:lvl>
+    <w:lvl w:ilvl="1" w:tplc="08090003" w:tentative="1">
+      <w:start w:val="1"/>
+      <w:numFmt w:val="bullet"/>
+      <w:lvlText w:val="o"/>
+      <w:lvlJc w:val="left"/>
+      <w:pPr>
+        <w:ind w:left="1440" w:hanging="360"/>
+      </w:pPr>
+      <w:rPr>
+        <w:rFonts w:ascii="Courier New" w:hAnsi="Courier New" w:cs="Courier New" w:hint="default"/>
+      </w:rPr>
+    </w:lvl>
+    <w:lvl w:ilvl="2" w:tplc="08090005" w:tentative="1">
+      <w:start w:val="1"/>
+      <w:numFmt w:val="bullet"/>
+      <w:lvlText w:val=""/>
+      <w:lvlJc w:val="left"/>
+      <w:pPr>
+        <w:ind w:left="2160" w:hanging="360"/>
+      </w:pPr>
+      <w:rPr>
+        <w:rFonts w:ascii="Wingdings" w:hAnsi="Wingdings" w:hint="default"/>
+      </w:rPr>
+    </w:lvl>
+    <w:lvl w:ilvl="3" w:tplc="08090001" w:tentative="1">
+      <w:start w:val="1"/>
+      <w:numFmt w:val="bullet"/>
+      <w:lvlText w:val=""/>
+      <w:lvlJc w:val="left"/>
+      <w:pPr>
+        <w:ind w:left="2880" w:hanging="360"/>
+      </w:pPr>
+      <w:rPr>
+        <w:rFonts w:ascii="Symbol" w:hAnsi="Symbol" w:hint="default"/>
+      </w:rPr>
+    </w:lvl>
+    <w:lvl w:ilvl="4" w:tplc="08090003" w:tentative="1">
+      <w:start w:val="1"/>
+      <w:numFmt w:val="bullet"/>
+      <w:lvlText w:val="o"/>
+      <w:lvlJc w:val="left"/>
+      <w:pPr>
+        <w:ind w:left="3600" w:hanging="360"/>
+      </w:pPr>
+      <w:rPr>
+        <w:rFonts w:ascii="Courier New" w:hAnsi="Courier New" w:cs="Courier New" w:hint="default"/>
+      </w:rPr>
+    </w:lvl>
+    <w:lvl w:ilvl="5" w:tplc="08090005" w:tentative="1">
+      <w:start w:val="1"/>
+      <w:numFmt w:val="bullet"/>
+      <w:lvlText w:val=""/>
+      <w:lvlJc w:val="left"/>
+      <w:pPr>
+        <w:ind w:left="4320" w:hanging="360"/>
+      </w:pPr>
+      <w:rPr>
+        <w:rFonts w:ascii="Wingdings" w:hAnsi="Wingdings" w:hint="default"/>
+      </w:rPr>
+    </w:lvl>
+    <w:lvl w:ilvl="6" w:tplc="08090001" w:tentative="1">
+      <w:start w:val="1"/>
+      <w:numFmt w:val="bullet"/>
+      <w:lvlText w:val=""/>
+      <w:lvlJc w:val="left"/>
+      <w:pPr>
+        <w:ind w:left="5040" w:hanging="360"/>
+      </w:pPr>
+      <w:rPr>
+        <w:rFonts w:ascii="Symbol" w:hAnsi="Symbol" w:hint="default"/>
+      </w:rPr>
+    </w:lvl>
+    <w:lvl w:ilvl="7" w:tplc="08090003" w:tentative="1">
+      <w:start w:val="1"/>
+      <w:numFmt w:val="bullet"/>
+      <w:lvlText w:val="o"/>
+      <w:lvlJc w:val="left"/>
+      <w:pPr>
+        <w:ind w:left="5760" w:hanging="360"/>
+      </w:pPr>
+      <w:rPr>
+        <w:rFonts w:ascii="Courier New" w:hAnsi="Courier New" w:cs="Courier New" w:hint="default"/>
+      </w:rPr>
+    </w:lvl>
+    <w:lvl w:ilvl="8" w:tplc="08090005" w:tentative="1">
+      <w:start w:val="1"/>
+      <w:numFmt w:val="bullet"/>
+      <w:lvlText w:val=""/>
+      <w:lvlJc w:val="left"/>
+      <w:pPr>
+        <w:ind w:left="6480" w:hanging="360"/>
+      </w:pPr>
+      <w:rPr>
+        <w:rFonts w:ascii="Wingdings" w:hAnsi="Wingdings" w:hint="default"/>
+      </w:rPr>
+    </w:lvl>
+  </w:abstractNum>
+  <w:abstractNum w:abstractNumId="13" w15:restartNumberingAfterBreak="0">
     <w:nsid w:val="395071D6"/>
     <w:multiLevelType w:val="hybridMultilevel"/>
     <w:tmpl w:val="C7685B90"/>
@@ -3539,7 +3921,7 @@
       </w:rPr>
     </w:lvl>
   </w:abstractNum>
-  <w:abstractNum w:abstractNumId="10" w15:restartNumberingAfterBreak="0">
+  <w:abstractNum w:abstractNumId="14" w15:restartNumberingAfterBreak="0">
     <w:nsid w:val="3A145141"/>
     <w:multiLevelType w:val="hybridMultilevel"/>
     <w:tmpl w:val="F7A4178E"/>
@@ -3652,7 +4034,7 @@
       </w:rPr>
     </w:lvl>
   </w:abstractNum>
-  <w:abstractNum w:abstractNumId="11" w15:restartNumberingAfterBreak="0">
+  <w:abstractNum w:abstractNumId="15" w15:restartNumberingAfterBreak="0">
     <w:nsid w:val="40483EB7"/>
     <w:multiLevelType w:val="hybridMultilevel"/>
     <w:tmpl w:val="511E706E"/>
@@ -3765,10 +4147,10 @@
       </w:rPr>
     </w:lvl>
   </w:abstractNum>
-  <w:abstractNum w:abstractNumId="12" w15:restartNumberingAfterBreak="0">
+  <w:abstractNum w:abstractNumId="16" w15:restartNumberingAfterBreak="0">
     <w:nsid w:val="47AB3B92"/>
     <w:multiLevelType w:val="hybridMultilevel"/>
-    <w:tmpl w:val="22FC9112"/>
+    <w:tmpl w:val="855A5F3E"/>
     <w:lvl w:ilvl="0" w:tplc="FFFFFFFF">
       <w:start w:val="1"/>
       <w:numFmt w:val="bullet"/>
@@ -3878,7 +4260,7 @@
       </w:rPr>
     </w:lvl>
   </w:abstractNum>
-  <w:abstractNum w:abstractNumId="13" w15:restartNumberingAfterBreak="0">
+  <w:abstractNum w:abstractNumId="17" w15:restartNumberingAfterBreak="0">
     <w:nsid w:val="49230AF8"/>
     <w:multiLevelType w:val="hybridMultilevel"/>
     <w:tmpl w:val="EE605DD6"/>
@@ -3991,7 +4373,7 @@
       </w:rPr>
     </w:lvl>
   </w:abstractNum>
-  <w:abstractNum w:abstractNumId="14" w15:restartNumberingAfterBreak="0">
+  <w:abstractNum w:abstractNumId="18" w15:restartNumberingAfterBreak="0">
     <w:nsid w:val="511A24FB"/>
     <w:multiLevelType w:val="hybridMultilevel"/>
     <w:tmpl w:val="E1120118"/>
@@ -4104,7 +4486,120 @@
       </w:rPr>
     </w:lvl>
   </w:abstractNum>
-  <w:abstractNum w:abstractNumId="15" w15:restartNumberingAfterBreak="0">
+  <w:abstractNum w:abstractNumId="19" w15:restartNumberingAfterBreak="0">
+    <w:nsid w:val="51E1766B"/>
+    <w:multiLevelType w:val="hybridMultilevel"/>
+    <w:tmpl w:val="66B6CAFC"/>
+    <w:lvl w:ilvl="0" w:tplc="FFFFFFFF">
+      <w:start w:val="1"/>
+      <w:numFmt w:val="bullet"/>
+      <w:lvlText w:val=""/>
+      <w:lvlJc w:val="left"/>
+      <w:pPr>
+        <w:ind w:left="720" w:hanging="360"/>
+      </w:pPr>
+      <w:rPr>
+        <w:rFonts w:ascii="Symbol" w:hAnsi="Symbol" w:hint="default"/>
+      </w:rPr>
+    </w:lvl>
+    <w:lvl w:ilvl="1" w:tplc="08090003" w:tentative="1">
+      <w:start w:val="1"/>
+      <w:numFmt w:val="bullet"/>
+      <w:lvlText w:val="o"/>
+      <w:lvlJc w:val="left"/>
+      <w:pPr>
+        <w:ind w:left="1440" w:hanging="360"/>
+      </w:pPr>
+      <w:rPr>
+        <w:rFonts w:ascii="Courier New" w:hAnsi="Courier New" w:cs="Courier New" w:hint="default"/>
+      </w:rPr>
+    </w:lvl>
+    <w:lvl w:ilvl="2" w:tplc="08090005" w:tentative="1">
+      <w:start w:val="1"/>
+      <w:numFmt w:val="bullet"/>
+      <w:lvlText w:val=""/>
+      <w:lvlJc w:val="left"/>
+      <w:pPr>
+        <w:ind w:left="2160" w:hanging="360"/>
+      </w:pPr>
+      <w:rPr>
+        <w:rFonts w:ascii="Wingdings" w:hAnsi="Wingdings" w:hint="default"/>
+      </w:rPr>
+    </w:lvl>
+    <w:lvl w:ilvl="3" w:tplc="08090001" w:tentative="1">
+      <w:start w:val="1"/>
+      <w:numFmt w:val="bullet"/>
+      <w:lvlText w:val=""/>
+      <w:lvlJc w:val="left"/>
+      <w:pPr>
+        <w:ind w:left="2880" w:hanging="360"/>
+      </w:pPr>
+      <w:rPr>
+        <w:rFonts w:ascii="Symbol" w:hAnsi="Symbol" w:hint="default"/>
+      </w:rPr>
+    </w:lvl>
+    <w:lvl w:ilvl="4" w:tplc="08090003" w:tentative="1">
+      <w:start w:val="1"/>
+      <w:numFmt w:val="bullet"/>
+      <w:lvlText w:val="o"/>
+      <w:lvlJc w:val="left"/>
+      <w:pPr>
+        <w:ind w:left="3600" w:hanging="360"/>
+      </w:pPr>
+      <w:rPr>
+        <w:rFonts w:ascii="Courier New" w:hAnsi="Courier New" w:cs="Courier New" w:hint="default"/>
+      </w:rPr>
+    </w:lvl>
+    <w:lvl w:ilvl="5" w:tplc="08090005" w:tentative="1">
+      <w:start w:val="1"/>
+      <w:numFmt w:val="bullet"/>
+      <w:lvlText w:val=""/>
+      <w:lvlJc w:val="left"/>
+      <w:pPr>
+        <w:ind w:left="4320" w:hanging="360"/>
+      </w:pPr>
+      <w:rPr>
+        <w:rFonts w:ascii="Wingdings" w:hAnsi="Wingdings" w:hint="default"/>
+      </w:rPr>
+    </w:lvl>
+    <w:lvl w:ilvl="6" w:tplc="08090001" w:tentative="1">
+      <w:start w:val="1"/>
+      <w:numFmt w:val="bullet"/>
+      <w:lvlText w:val=""/>
+      <w:lvlJc w:val="left"/>
+      <w:pPr>
+        <w:ind w:left="5040" w:hanging="360"/>
+      </w:pPr>
+      <w:rPr>
+        <w:rFonts w:ascii="Symbol" w:hAnsi="Symbol" w:hint="default"/>
+      </w:rPr>
+    </w:lvl>
+    <w:lvl w:ilvl="7" w:tplc="08090003" w:tentative="1">
+      <w:start w:val="1"/>
+      <w:numFmt w:val="bullet"/>
+      <w:lvlText w:val="o"/>
+      <w:lvlJc w:val="left"/>
+      <w:pPr>
+        <w:ind w:left="5760" w:hanging="360"/>
+      </w:pPr>
+      <w:rPr>
+        <w:rFonts w:ascii="Courier New" w:hAnsi="Courier New" w:cs="Courier New" w:hint="default"/>
+      </w:rPr>
+    </w:lvl>
+    <w:lvl w:ilvl="8" w:tplc="08090005" w:tentative="1">
+      <w:start w:val="1"/>
+      <w:numFmt w:val="bullet"/>
+      <w:lvlText w:val=""/>
+      <w:lvlJc w:val="left"/>
+      <w:pPr>
+        <w:ind w:left="6480" w:hanging="360"/>
+      </w:pPr>
+      <w:rPr>
+        <w:rFonts w:ascii="Wingdings" w:hAnsi="Wingdings" w:hint="default"/>
+      </w:rPr>
+    </w:lvl>
+  </w:abstractNum>
+  <w:abstractNum w:abstractNumId="20" w15:restartNumberingAfterBreak="0">
     <w:nsid w:val="54AD3321"/>
     <w:multiLevelType w:val="hybridMultilevel"/>
     <w:tmpl w:val="59B02A66"/>
@@ -4217,7 +4712,7 @@
       </w:rPr>
     </w:lvl>
   </w:abstractNum>
-  <w:abstractNum w:abstractNumId="16" w15:restartNumberingAfterBreak="0">
+  <w:abstractNum w:abstractNumId="21" w15:restartNumberingAfterBreak="0">
     <w:nsid w:val="5B6332C3"/>
     <w:multiLevelType w:val="hybridMultilevel"/>
     <w:tmpl w:val="4F664B38"/>
@@ -4330,7 +4825,7 @@
       </w:rPr>
     </w:lvl>
   </w:abstractNum>
-  <w:abstractNum w:abstractNumId="17" w15:restartNumberingAfterBreak="0">
+  <w:abstractNum w:abstractNumId="22" w15:restartNumberingAfterBreak="0">
     <w:nsid w:val="5F0B03C9"/>
     <w:multiLevelType w:val="hybridMultilevel"/>
     <w:tmpl w:val="B5D8B3DA"/>
@@ -4470,7 +4965,7 @@
       </w:rPr>
     </w:lvl>
   </w:abstractNum>
-  <w:abstractNum w:abstractNumId="18" w15:restartNumberingAfterBreak="0">
+  <w:abstractNum w:abstractNumId="23" w15:restartNumberingAfterBreak="0">
     <w:nsid w:val="5F24231B"/>
     <w:multiLevelType w:val="hybridMultilevel"/>
     <w:tmpl w:val="11CC1FB2"/>
@@ -4583,7 +5078,7 @@
       </w:rPr>
     </w:lvl>
   </w:abstractNum>
-  <w:abstractNum w:abstractNumId="19" w15:restartNumberingAfterBreak="0">
+  <w:abstractNum w:abstractNumId="24" w15:restartNumberingAfterBreak="0">
     <w:nsid w:val="5F24231C"/>
     <w:multiLevelType w:val="hybridMultilevel"/>
     <w:tmpl w:val="5F24231C"/>
@@ -4723,7 +5218,7 @@
       </w:rPr>
     </w:lvl>
   </w:abstractNum>
-  <w:abstractNum w:abstractNumId="20" w15:restartNumberingAfterBreak="0">
+  <w:abstractNum w:abstractNumId="25" w15:restartNumberingAfterBreak="0">
     <w:nsid w:val="5F24231D"/>
     <w:multiLevelType w:val="hybridMultilevel"/>
     <w:tmpl w:val="5F24231D"/>
@@ -4863,7 +5358,7 @@
       </w:rPr>
     </w:lvl>
   </w:abstractNum>
-  <w:abstractNum w:abstractNumId="21" w15:restartNumberingAfterBreak="0">
+  <w:abstractNum w:abstractNumId="26" w15:restartNumberingAfterBreak="0">
     <w:nsid w:val="65497D1A"/>
     <w:multiLevelType w:val="hybridMultilevel"/>
     <w:tmpl w:val="45C4C042"/>
@@ -4976,7 +5471,7 @@
       </w:rPr>
     </w:lvl>
   </w:abstractNum>
-  <w:abstractNum w:abstractNumId="22" w15:restartNumberingAfterBreak="0">
+  <w:abstractNum w:abstractNumId="27" w15:restartNumberingAfterBreak="0">
     <w:nsid w:val="6887527D"/>
     <w:multiLevelType w:val="hybridMultilevel"/>
     <w:tmpl w:val="AF34F27C"/>
@@ -5089,7 +5584,120 @@
       </w:rPr>
     </w:lvl>
   </w:abstractNum>
-  <w:abstractNum w:abstractNumId="23" w15:restartNumberingAfterBreak="0">
+  <w:abstractNum w:abstractNumId="28" w15:restartNumberingAfterBreak="0">
+    <w:nsid w:val="6A993403"/>
+    <w:multiLevelType w:val="hybridMultilevel"/>
+    <w:tmpl w:val="0F7C8E82"/>
+    <w:lvl w:ilvl="0" w:tplc="FFFFFFFF">
+      <w:start w:val="1"/>
+      <w:numFmt w:val="bullet"/>
+      <w:lvlText w:val=""/>
+      <w:lvlJc w:val="left"/>
+      <w:pPr>
+        <w:ind w:left="720" w:hanging="360"/>
+      </w:pPr>
+      <w:rPr>
+        <w:rFonts w:ascii="Symbol" w:hAnsi="Symbol" w:hint="default"/>
+      </w:rPr>
+    </w:lvl>
+    <w:lvl w:ilvl="1" w:tplc="08090003" w:tentative="1">
+      <w:start w:val="1"/>
+      <w:numFmt w:val="bullet"/>
+      <w:lvlText w:val="o"/>
+      <w:lvlJc w:val="left"/>
+      <w:pPr>
+        <w:ind w:left="1440" w:hanging="360"/>
+      </w:pPr>
+      <w:rPr>
+        <w:rFonts w:ascii="Courier New" w:hAnsi="Courier New" w:cs="Courier New" w:hint="default"/>
+      </w:rPr>
+    </w:lvl>
+    <w:lvl w:ilvl="2" w:tplc="08090005" w:tentative="1">
+      <w:start w:val="1"/>
+      <w:numFmt w:val="bullet"/>
+      <w:lvlText w:val=""/>
+      <w:lvlJc w:val="left"/>
+      <w:pPr>
+        <w:ind w:left="2160" w:hanging="360"/>
+      </w:pPr>
+      <w:rPr>
+        <w:rFonts w:ascii="Wingdings" w:hAnsi="Wingdings" w:hint="default"/>
+      </w:rPr>
+    </w:lvl>
+    <w:lvl w:ilvl="3" w:tplc="08090001" w:tentative="1">
+      <w:start w:val="1"/>
+      <w:numFmt w:val="bullet"/>
+      <w:lvlText w:val=""/>
+      <w:lvlJc w:val="left"/>
+      <w:pPr>
+        <w:ind w:left="2880" w:hanging="360"/>
+      </w:pPr>
+      <w:rPr>
+        <w:rFonts w:ascii="Symbol" w:hAnsi="Symbol" w:hint="default"/>
+      </w:rPr>
+    </w:lvl>
+    <w:lvl w:ilvl="4" w:tplc="08090003" w:tentative="1">
+      <w:start w:val="1"/>
+      <w:numFmt w:val="bullet"/>
+      <w:lvlText w:val="o"/>
+      <w:lvlJc w:val="left"/>
+      <w:pPr>
+        <w:ind w:left="3600" w:hanging="360"/>
+      </w:pPr>
+      <w:rPr>
+        <w:rFonts w:ascii="Courier New" w:hAnsi="Courier New" w:cs="Courier New" w:hint="default"/>
+      </w:rPr>
+    </w:lvl>
+    <w:lvl w:ilvl="5" w:tplc="08090005" w:tentative="1">
+      <w:start w:val="1"/>
+      <w:numFmt w:val="bullet"/>
+      <w:lvlText w:val=""/>
+      <w:lvlJc w:val="left"/>
+      <w:pPr>
+        <w:ind w:left="4320" w:hanging="360"/>
+      </w:pPr>
+      <w:rPr>
+        <w:rFonts w:ascii="Wingdings" w:hAnsi="Wingdings" w:hint="default"/>
+      </w:rPr>
+    </w:lvl>
+    <w:lvl w:ilvl="6" w:tplc="08090001" w:tentative="1">
+      <w:start w:val="1"/>
+      <w:numFmt w:val="bullet"/>
+      <w:lvlText w:val=""/>
+      <w:lvlJc w:val="left"/>
+      <w:pPr>
+        <w:ind w:left="5040" w:hanging="360"/>
+      </w:pPr>
+      <w:rPr>
+        <w:rFonts w:ascii="Symbol" w:hAnsi="Symbol" w:hint="default"/>
+      </w:rPr>
+    </w:lvl>
+    <w:lvl w:ilvl="7" w:tplc="08090003" w:tentative="1">
+      <w:start w:val="1"/>
+      <w:numFmt w:val="bullet"/>
+      <w:lvlText w:val="o"/>
+      <w:lvlJc w:val="left"/>
+      <w:pPr>
+        <w:ind w:left="5760" w:hanging="360"/>
+      </w:pPr>
+      <w:rPr>
+        <w:rFonts w:ascii="Courier New" w:hAnsi="Courier New" w:cs="Courier New" w:hint="default"/>
+      </w:rPr>
+    </w:lvl>
+    <w:lvl w:ilvl="8" w:tplc="08090005" w:tentative="1">
+      <w:start w:val="1"/>
+      <w:numFmt w:val="bullet"/>
+      <w:lvlText w:val=""/>
+      <w:lvlJc w:val="left"/>
+      <w:pPr>
+        <w:ind w:left="6480" w:hanging="360"/>
+      </w:pPr>
+      <w:rPr>
+        <w:rFonts w:ascii="Wingdings" w:hAnsi="Wingdings" w:hint="default"/>
+      </w:rPr>
+    </w:lvl>
+  </w:abstractNum>
+  <w:abstractNum w:abstractNumId="29" w15:restartNumberingAfterBreak="0">
     <w:nsid w:val="6EBF5A0E"/>
     <w:multiLevelType w:val="hybridMultilevel"/>
     <w:tmpl w:val="77D80D50"/>
@@ -5202,7 +5810,7 @@
       </w:rPr>
     </w:lvl>
   </w:abstractNum>
-  <w:abstractNum w:abstractNumId="24" w15:restartNumberingAfterBreak="0">
+  <w:abstractNum w:abstractNumId="30" w15:restartNumberingAfterBreak="0">
     <w:nsid w:val="74082E6E"/>
     <w:multiLevelType w:val="hybridMultilevel"/>
     <w:tmpl w:val="EFF8B36C"/>
@@ -5315,68 +5923,294 @@
       </w:rPr>
     </w:lvl>
   </w:abstractNum>
+  <w:abstractNum w:abstractNumId="31" w15:restartNumberingAfterBreak="0">
+    <w:nsid w:val="7DE76A3C"/>
+    <w:multiLevelType w:val="hybridMultilevel"/>
+    <w:tmpl w:val="E4EE1622"/>
+    <w:lvl w:ilvl="0" w:tplc="08090001">
+      <w:start w:val="1"/>
+      <w:numFmt w:val="bullet"/>
+      <w:lvlText w:val=""/>
+      <w:lvlJc w:val="left"/>
+      <w:pPr>
+        <w:ind w:left="720" w:hanging="360"/>
+      </w:pPr>
+      <w:rPr>
+        <w:rFonts w:ascii="Symbol" w:hAnsi="Symbol" w:hint="default"/>
+      </w:rPr>
+    </w:lvl>
+    <w:lvl w:ilvl="1" w:tplc="08090003" w:tentative="1">
+      <w:start w:val="1"/>
+      <w:numFmt w:val="bullet"/>
+      <w:lvlText w:val="o"/>
+      <w:lvlJc w:val="left"/>
+      <w:pPr>
+        <w:ind w:left="1440" w:hanging="360"/>
+      </w:pPr>
+      <w:rPr>
+        <w:rFonts w:ascii="Courier New" w:hAnsi="Courier New" w:cs="Courier New" w:hint="default"/>
+      </w:rPr>
+    </w:lvl>
+    <w:lvl w:ilvl="2" w:tplc="08090005" w:tentative="1">
+      <w:start w:val="1"/>
+      <w:numFmt w:val="bullet"/>
+      <w:lvlText w:val=""/>
+      <w:lvlJc w:val="left"/>
+      <w:pPr>
+        <w:ind w:left="2160" w:hanging="360"/>
+      </w:pPr>
+      <w:rPr>
+        <w:rFonts w:ascii="Wingdings" w:hAnsi="Wingdings" w:hint="default"/>
+      </w:rPr>
+    </w:lvl>
+    <w:lvl w:ilvl="3" w:tplc="08090001" w:tentative="1">
+      <w:start w:val="1"/>
+      <w:numFmt w:val="bullet"/>
+      <w:lvlText w:val=""/>
+      <w:lvlJc w:val="left"/>
+      <w:pPr>
+        <w:ind w:left="2880" w:hanging="360"/>
+      </w:pPr>
+      <w:rPr>
+        <w:rFonts w:ascii="Symbol" w:hAnsi="Symbol" w:hint="default"/>
+      </w:rPr>
+    </w:lvl>
+    <w:lvl w:ilvl="4" w:tplc="08090003" w:tentative="1">
+      <w:start w:val="1"/>
+      <w:numFmt w:val="bullet"/>
+      <w:lvlText w:val="o"/>
+      <w:lvlJc w:val="left"/>
+      <w:pPr>
+        <w:ind w:left="3600" w:hanging="360"/>
+      </w:pPr>
+      <w:rPr>
+        <w:rFonts w:ascii="Courier New" w:hAnsi="Courier New" w:cs="Courier New" w:hint="default"/>
+      </w:rPr>
+    </w:lvl>
+    <w:lvl w:ilvl="5" w:tplc="08090005" w:tentative="1">
+      <w:start w:val="1"/>
+      <w:numFmt w:val="bullet"/>
+      <w:lvlText w:val=""/>
+      <w:lvlJc w:val="left"/>
+      <w:pPr>
+        <w:ind w:left="4320" w:hanging="360"/>
+      </w:pPr>
+      <w:rPr>
+        <w:rFonts w:ascii="Wingdings" w:hAnsi="Wingdings" w:hint="default"/>
+      </w:rPr>
+    </w:lvl>
+    <w:lvl w:ilvl="6" w:tplc="08090001" w:tentative="1">
+      <w:start w:val="1"/>
+      <w:numFmt w:val="bullet"/>
+      <w:lvlText w:val=""/>
+      <w:lvlJc w:val="left"/>
+      <w:pPr>
+        <w:ind w:left="5040" w:hanging="360"/>
+      </w:pPr>
+      <w:rPr>
+        <w:rFonts w:ascii="Symbol" w:hAnsi="Symbol" w:hint="default"/>
+      </w:rPr>
+    </w:lvl>
+    <w:lvl w:ilvl="7" w:tplc="08090003" w:tentative="1">
+      <w:start w:val="1"/>
+      <w:numFmt w:val="bullet"/>
+      <w:lvlText w:val="o"/>
+      <w:lvlJc w:val="left"/>
+      <w:pPr>
+        <w:ind w:left="5760" w:hanging="360"/>
+      </w:pPr>
+      <w:rPr>
+        <w:rFonts w:ascii="Courier New" w:hAnsi="Courier New" w:cs="Courier New" w:hint="default"/>
+      </w:rPr>
+    </w:lvl>
+    <w:lvl w:ilvl="8" w:tplc="08090005" w:tentative="1">
+      <w:start w:val="1"/>
+      <w:numFmt w:val="bullet"/>
+      <w:lvlText w:val=""/>
+      <w:lvlJc w:val="left"/>
+      <w:pPr>
+        <w:ind w:left="6480" w:hanging="360"/>
+      </w:pPr>
+      <w:rPr>
+        <w:rFonts w:ascii="Wingdings" w:hAnsi="Wingdings" w:hint="default"/>
+      </w:rPr>
+    </w:lvl>
+  </w:abstractNum>
+  <w:abstractNum w:abstractNumId="32" w15:restartNumberingAfterBreak="0">
+    <w:nsid w:val="7DE81297"/>
+    <w:multiLevelType w:val="hybridMultilevel"/>
+    <w:tmpl w:val="BF989BF2"/>
+    <w:lvl w:ilvl="0" w:tplc="FFFFFFFF">
+      <w:start w:val="1"/>
+      <w:numFmt w:val="bullet"/>
+      <w:lvlText w:val=""/>
+      <w:lvlJc w:val="left"/>
+      <w:pPr>
+        <w:ind w:left="720" w:hanging="360"/>
+      </w:pPr>
+      <w:rPr>
+        <w:rFonts w:ascii="Symbol" w:hAnsi="Symbol" w:hint="default"/>
+      </w:rPr>
+    </w:lvl>
+    <w:lvl w:ilvl="1" w:tplc="08090003" w:tentative="1">
+      <w:start w:val="1"/>
+      <w:numFmt w:val="bullet"/>
+      <w:lvlText w:val="o"/>
+      <w:lvlJc w:val="left"/>
+      <w:pPr>
+        <w:ind w:left="1440" w:hanging="360"/>
+      </w:pPr>
+      <w:rPr>
+        <w:rFonts w:ascii="Courier New" w:hAnsi="Courier New" w:cs="Courier New" w:hint="default"/>
+      </w:rPr>
+    </w:lvl>
+    <w:lvl w:ilvl="2" w:tplc="08090005" w:tentative="1">
+      <w:start w:val="1"/>
+      <w:numFmt w:val="bullet"/>
+      <w:lvlText w:val=""/>
+      <w:lvlJc w:val="left"/>
+      <w:pPr>
+        <w:ind w:left="2160" w:hanging="360"/>
+      </w:pPr>
+      <w:rPr>
+        <w:rFonts w:ascii="Wingdings" w:hAnsi="Wingdings" w:hint="default"/>
+      </w:rPr>
+    </w:lvl>
+    <w:lvl w:ilvl="3" w:tplc="08090001" w:tentative="1">
+      <w:start w:val="1"/>
+      <w:numFmt w:val="bullet"/>
+      <w:lvlText w:val=""/>
+      <w:lvlJc w:val="left"/>
+      <w:pPr>
+        <w:ind w:left="2880" w:hanging="360"/>
+      </w:pPr>
+      <w:rPr>
+        <w:rFonts w:ascii="Symbol" w:hAnsi="Symbol" w:hint="default"/>
+      </w:rPr>
+    </w:lvl>
+    <w:lvl w:ilvl="4" w:tplc="08090003" w:tentative="1">
+      <w:start w:val="1"/>
+      <w:numFmt w:val="bullet"/>
+      <w:lvlText w:val="o"/>
+      <w:lvlJc w:val="left"/>
+      <w:pPr>
+        <w:ind w:left="3600" w:hanging="360"/>
+      </w:pPr>
+      <w:rPr>
+        <w:rFonts w:ascii="Courier New" w:hAnsi="Courier New" w:cs="Courier New" w:hint="default"/>
+      </w:rPr>
+    </w:lvl>
+    <w:lvl w:ilvl="5" w:tplc="08090005" w:tentative="1">
+      <w:start w:val="1"/>
+      <w:numFmt w:val="bullet"/>
+      <w:lvlText w:val=""/>
+      <w:lvlJc w:val="left"/>
+      <w:pPr>
+        <w:ind w:left="4320" w:hanging="360"/>
+      </w:pPr>
+      <w:rPr>
+        <w:rFonts w:ascii="Wingdings" w:hAnsi="Wingdings" w:hint="default"/>
+      </w:rPr>
+    </w:lvl>
+    <w:lvl w:ilvl="6" w:tplc="08090001" w:tentative="1">
+      <w:start w:val="1"/>
+      <w:numFmt w:val="bullet"/>
+      <w:lvlText w:val=""/>
+      <w:lvlJc w:val="left"/>
+      <w:pPr>
+        <w:ind w:left="5040" w:hanging="360"/>
+      </w:pPr>
+      <w:rPr>
+        <w:rFonts w:ascii="Symbol" w:hAnsi="Symbol" w:hint="default"/>
+      </w:rPr>
+    </w:lvl>
+    <w:lvl w:ilvl="7" w:tplc="08090003" w:tentative="1">
+      <w:start w:val="1"/>
+      <w:numFmt w:val="bullet"/>
+      <w:lvlText w:val="o"/>
+      <w:lvlJc w:val="left"/>
+      <w:pPr>
+        <w:ind w:left="5760" w:hanging="360"/>
+      </w:pPr>
+      <w:rPr>
+        <w:rFonts w:ascii="Courier New" w:hAnsi="Courier New" w:cs="Courier New" w:hint="default"/>
+      </w:rPr>
+    </w:lvl>
+    <w:lvl w:ilvl="8" w:tplc="08090005" w:tentative="1">
+      <w:start w:val="1"/>
+      <w:numFmt w:val="bullet"/>
+      <w:lvlText w:val=""/>
+      <w:lvlJc w:val="left"/>
+      <w:pPr>
+        <w:ind w:left="6480" w:hanging="360"/>
+      </w:pPr>
+      <w:rPr>
+        <w:rFonts w:ascii="Wingdings" w:hAnsi="Wingdings" w:hint="default"/>
+      </w:rPr>
+    </w:lvl>
+  </w:abstractNum>
   <w:num w:numId="1" w16cid:durableId="1532919441">
-    <w:abstractNumId w:val="16"/>
+    <w:abstractNumId w:val="21"/>
   </w:num>
   <w:num w:numId="2" w16cid:durableId="1663698154">
-    <w:abstractNumId w:val="10"/>
+    <w:abstractNumId w:val="14"/>
   </w:num>
   <w:num w:numId="3" w16cid:durableId="1071270026">
     <w:abstractNumId w:val="1"/>
   </w:num>
   <w:num w:numId="4" w16cid:durableId="687171991">
+    <w:abstractNumId w:val="23"/>
+  </w:num>
+  <w:num w:numId="5" w16cid:durableId="139734755">
+    <w:abstractNumId w:val="22"/>
+  </w:num>
+  <w:num w:numId="6" w16cid:durableId="1778283804">
     <w:abstractNumId w:val="18"/>
   </w:num>
-  <w:num w:numId="5" w16cid:durableId="139734755">
-    <w:abstractNumId w:val="17"/>
-  </w:num>
-  <w:num w:numId="6" w16cid:durableId="1778283804">
-    <w:abstractNumId w:val="14"/>
-  </w:num>
   <w:num w:numId="7" w16cid:durableId="236596031">
-    <w:abstractNumId w:val="12"/>
+    <w:abstractNumId w:val="16"/>
   </w:num>
   <w:num w:numId="8" w16cid:durableId="1108281273">
-    <w:abstractNumId w:val="19"/>
+    <w:abstractNumId w:val="24"/>
   </w:num>
   <w:num w:numId="9" w16cid:durableId="105126798">
-    <w:abstractNumId w:val="20"/>
+    <w:abstractNumId w:val="25"/>
   </w:num>
   <w:num w:numId="10" w16cid:durableId="1429883109">
-    <w:abstractNumId w:val="23"/>
+    <w:abstractNumId w:val="29"/>
   </w:num>
   <w:num w:numId="11" w16cid:durableId="1108548840">
-    <w:abstractNumId w:val="8"/>
+    <w:abstractNumId w:val="10"/>
   </w:num>
   <w:num w:numId="12" w16cid:durableId="526255946">
-    <w:abstractNumId w:val="24"/>
+    <w:abstractNumId w:val="30"/>
   </w:num>
   <w:num w:numId="13" w16cid:durableId="1665158587">
     <w:abstractNumId w:val="2"/>
   </w:num>
   <w:num w:numId="14" w16cid:durableId="1279415132">
-    <w:abstractNumId w:val="13"/>
+    <w:abstractNumId w:val="17"/>
   </w:num>
   <w:num w:numId="15" w16cid:durableId="767582171">
-    <w:abstractNumId w:val="22"/>
+    <w:abstractNumId w:val="27"/>
   </w:num>
   <w:num w:numId="16" w16cid:durableId="636762696">
     <w:abstractNumId w:val="3"/>
   </w:num>
   <w:num w:numId="17" w16cid:durableId="566644439">
-    <w:abstractNumId w:val="9"/>
+    <w:abstractNumId w:val="13"/>
   </w:num>
   <w:num w:numId="18" w16cid:durableId="1706100477">
     <w:abstractNumId w:val="0"/>
   </w:num>
   <w:num w:numId="19" w16cid:durableId="1415006277">
-    <w:abstractNumId w:val="21"/>
+    <w:abstractNumId w:val="26"/>
   </w:num>
   <w:num w:numId="20" w16cid:durableId="879323446">
     <w:abstractNumId w:val="6"/>
   </w:num>
   <w:num w:numId="21" w16cid:durableId="445077162">
-    <w:abstractNumId w:val="15"/>
+    <w:abstractNumId w:val="20"/>
   </w:num>
   <w:num w:numId="22" w16cid:durableId="172652189">
     <w:abstractNumId w:val="7"/>
@@ -5385,10 +6219,34 @@
     <w:abstractNumId w:val="5"/>
   </w:num>
   <w:num w:numId="24" w16cid:durableId="27412504">
-    <w:abstractNumId w:val="11"/>
+    <w:abstractNumId w:val="15"/>
   </w:num>
   <w:num w:numId="25" w16cid:durableId="1557471703">
     <w:abstractNumId w:val="4"/>
+  </w:num>
+  <w:num w:numId="26" w16cid:durableId="1284994112">
+    <w:abstractNumId w:val="31"/>
+  </w:num>
+  <w:num w:numId="27" w16cid:durableId="1344013132">
+    <w:abstractNumId w:val="12"/>
+  </w:num>
+  <w:num w:numId="28" w16cid:durableId="605162245">
+    <w:abstractNumId w:val="28"/>
+  </w:num>
+  <w:num w:numId="29" w16cid:durableId="1200513221">
+    <w:abstractNumId w:val="9"/>
+  </w:num>
+  <w:num w:numId="30" w16cid:durableId="1033730211">
+    <w:abstractNumId w:val="19"/>
+  </w:num>
+  <w:num w:numId="31" w16cid:durableId="557976679">
+    <w:abstractNumId w:val="32"/>
+  </w:num>
+  <w:num w:numId="32" w16cid:durableId="392772309">
+    <w:abstractNumId w:val="11"/>
+  </w:num>
+  <w:num w:numId="33" w16cid:durableId="602029400">
+    <w:abstractNumId w:val="8"/>
   </w:num>
 </w:numbering>
 </file>
@@ -5798,7 +6656,6 @@
   <w:style w:type="character" w:default="1" w:styleId="DefaultParagraphFont">
     <w:name w:val="Default Paragraph Font"/>
     <w:uiPriority w:val="1"/>
-    <w:semiHidden/>
     <w:unhideWhenUsed/>
   </w:style>
   <w:style w:type="table" w:default="1" w:styleId="TableNormal">
